--- a/ConsumerProviderPact_Selenide.docx
+++ b/ConsumerProviderPact_Selenide.docx
@@ -36,12 +36,21 @@
         </w:rPr>
         <w:t xml:space="preserve">          </w:t>
       </w:r>
-      <w:r>
-        <w:rPr>
-          <w:b/>
-          <w:bCs/>
-        </w:rPr>
-        <w:t xml:space="preserve">Monorepo Project Structure – Consumer, Provider, </w:t>
+      <w:proofErr w:type="spellStart"/>
+      <w:r>
+        <w:rPr>
+          <w:b/>
+          <w:bCs/>
+        </w:rPr>
+        <w:t>Monorepo</w:t>
+      </w:r>
+      <w:proofErr w:type="spellEnd"/>
+      <w:r>
+        <w:rPr>
+          <w:b/>
+          <w:bCs/>
+        </w:rPr>
+        <w:t xml:space="preserve"> Project Structure – Consumer, Provider, </w:t>
       </w:r>
       <w:r>
         <w:rPr>
@@ -196,6 +205,7 @@
         <w:rPr>
           <w:b/>
           <w:bCs/>
+          <w:noProof/>
         </w:rPr>
         <w:drawing>
           <wp:inline distT="0" distB="0" distL="0" distR="0" wp14:anchorId="7C3F1FC9" wp14:editId="1CB34B4C">
@@ -249,13 +259,22 @@
           <w:bCs/>
         </w:rPr>
       </w:pPr>
+      <w:proofErr w:type="spellStart"/>
       <w:r>
         <w:rPr>
           <w:b/>
           <w:bCs/>
         </w:rPr>
         <w:lastRenderedPageBreak/>
-        <w:t>Consumer_project:</w:t>
+        <w:t>Consumer_project</w:t>
+      </w:r>
+      <w:proofErr w:type="spellEnd"/>
+      <w:r>
+        <w:rPr>
+          <w:b/>
+          <w:bCs/>
+        </w:rPr>
+        <w:t>:</w:t>
       </w:r>
       <w:r>
         <w:rPr>
@@ -268,6 +287,7 @@
         <w:rPr>
           <w:b/>
           <w:bCs/>
+          <w:noProof/>
         </w:rPr>
         <w:drawing>
           <wp:inline distT="0" distB="0" distL="0" distR="0" wp14:anchorId="33AADC71" wp14:editId="25D93244">
@@ -321,12 +341,21 @@
           <w:bCs/>
         </w:rPr>
       </w:pPr>
-      <w:r>
-        <w:rPr>
-          <w:b/>
-          <w:bCs/>
-        </w:rPr>
-        <w:t>Provider_project:</w:t>
+      <w:proofErr w:type="spellStart"/>
+      <w:r>
+        <w:rPr>
+          <w:b/>
+          <w:bCs/>
+        </w:rPr>
+        <w:t>Provider_project</w:t>
+      </w:r>
+      <w:proofErr w:type="spellEnd"/>
+      <w:r>
+        <w:rPr>
+          <w:b/>
+          <w:bCs/>
+        </w:rPr>
+        <w:t>:</w:t>
       </w:r>
       <w:r>
         <w:rPr>
@@ -339,6 +368,7 @@
         <w:rPr>
           <w:b/>
           <w:bCs/>
+          <w:noProof/>
         </w:rPr>
         <w:drawing>
           <wp:inline distT="0" distB="0" distL="0" distR="0" wp14:anchorId="3C666B15" wp14:editId="62D57DE9">
@@ -428,6 +458,7 @@
         <w:rPr>
           <w:b/>
           <w:bCs/>
+          <w:noProof/>
         </w:rPr>
         <w:drawing>
           <wp:inline distT="0" distB="0" distL="0" distR="0" wp14:anchorId="715916F8" wp14:editId="33902720">
@@ -477,7 +508,7 @@
     <w:p>
       <w:r>
         <w:pict w14:anchorId="6F559462">
-          <v:rect id="_x0000_i1409" style="width:0;height:1.5pt" o:hralign="center" o:hrstd="t" o:hr="t" fillcolor="#a0a0a0" stroked="f"/>
+          <v:rect id="_x0000_i1025" style="width:0;height:1.5pt" o:hralign="center" o:hrstd="t" o:hr="t" fillcolor="#a0a0a0" stroked="f"/>
         </w:pict>
       </w:r>
     </w:p>
@@ -588,6 +619,7 @@
           <w:bCs/>
         </w:rPr>
       </w:pPr>
+      <w:proofErr w:type="spellStart"/>
       <w:r>
         <w:rPr>
           <w:b/>
@@ -595,6 +627,7 @@
         </w:rPr>
         <w:t>OmsClient</w:t>
       </w:r>
+      <w:proofErr w:type="spellEnd"/>
     </w:p>
     <w:p>
       <w:r>
@@ -626,7 +659,7 @@
     <w:p>
       <w:r>
         <w:pict w14:anchorId="412A754D">
-          <v:rect id="_x0000_i1410" style="width:0;height:1.5pt" o:hralign="center" o:hrstd="t" o:hr="t" fillcolor="#a0a0a0" stroked="f"/>
+          <v:rect id="_x0000_i1026" style="width:0;height:1.5pt" o:hralign="center" o:hrstd="t" o:hr="t" fillcolor="#a0a0a0" stroked="f"/>
         </w:pict>
       </w:r>
     </w:p>
@@ -690,9 +723,11 @@
       </w:r>
     </w:p>
     <w:p>
+      <w:proofErr w:type="spellStart"/>
       <w:r>
         <w:t>PosOmsConsumerPactTest</w:t>
       </w:r>
+      <w:proofErr w:type="spellEnd"/>
     </w:p>
     <w:p>
       <w:r>
@@ -750,13 +785,18 @@
     </w:p>
     <w:p>
       <w:r>
-        <w:t>target/pacts/POS-OMS.json</w:t>
-      </w:r>
+        <w:t>target/pacts/POS-</w:t>
+      </w:r>
+      <w:proofErr w:type="spellStart"/>
+      <w:r>
+        <w:t>OMS.json</w:t>
+      </w:r>
+      <w:proofErr w:type="spellEnd"/>
     </w:p>
     <w:p>
       <w:r>
         <w:pict w14:anchorId="61DDB54C">
-          <v:rect id="_x0000_i1412" style="width:0;height:1.5pt" o:hralign="center" o:hrstd="t" o:hr="t" fillcolor="#a0a0a0" stroked="f"/>
+          <v:rect id="_x0000_i1027" style="width:0;height:1.5pt" o:hralign="center" o:hrstd="t" o:hr="t" fillcolor="#a0a0a0" stroked="f"/>
         </w:pict>
       </w:r>
     </w:p>
@@ -801,14 +841,19 @@
       </w:r>
     </w:p>
     <w:p>
-      <w:r>
-        <w:t>WireMock simulates the Provider.</w:t>
+      <w:proofErr w:type="spellStart"/>
+      <w:r>
+        <w:t>WireMock</w:t>
+      </w:r>
+      <w:proofErr w:type="spellEnd"/>
+      <w:r>
+        <w:t xml:space="preserve"> simulates the Provider.</w:t>
       </w:r>
     </w:p>
     <w:p>
       <w:r>
         <w:pict w14:anchorId="11811C93">
-          <v:rect id="_x0000_i1413" style="width:0;height:1.5pt" o:hralign="center" o:hrstd="t" o:hr="t" fillcolor="#a0a0a0" stroked="f"/>
+          <v:rect id="_x0000_i1028" style="width:0;height:1.5pt" o:hralign="center" o:hrstd="t" o:hr="t" fillcolor="#a0a0a0" stroked="f"/>
         </w:pict>
       </w:r>
     </w:p>
@@ -833,9 +878,11 @@
       </w:r>
     </w:p>
     <w:p>
+      <w:proofErr w:type="spellStart"/>
       <w:r>
         <w:t>WireMockServerManager</w:t>
       </w:r>
+      <w:proofErr w:type="spellEnd"/>
     </w:p>
     <w:p>
       <w:r>
@@ -851,8 +898,13 @@
         </w:numPr>
       </w:pPr>
       <w:r>
-        <w:t>Start WireMock</w:t>
-      </w:r>
+        <w:t xml:space="preserve">Start </w:t>
+      </w:r>
+      <w:proofErr w:type="spellStart"/>
+      <w:r>
+        <w:t>WireMock</w:t>
+      </w:r>
+      <w:proofErr w:type="spellEnd"/>
     </w:p>
     <w:p>
       <w:pPr>
@@ -862,8 +914,13 @@
         </w:numPr>
       </w:pPr>
       <w:r>
-        <w:t>Stop WireMock</w:t>
-      </w:r>
+        <w:t xml:space="preserve">Stop </w:t>
+      </w:r>
+      <w:proofErr w:type="spellStart"/>
+      <w:r>
+        <w:t>WireMock</w:t>
+      </w:r>
+      <w:proofErr w:type="spellEnd"/>
     </w:p>
     <w:p>
       <w:pPr>
@@ -890,7 +947,7 @@
     <w:p>
       <w:r>
         <w:pict w14:anchorId="2131DF76">
-          <v:rect id="_x0000_i1414" style="width:0;height:1.5pt" o:hralign="center" o:hrstd="t" o:hr="t" fillcolor="#a0a0a0" stroked="f"/>
+          <v:rect id="_x0000_i1029" style="width:0;height:1.5pt" o:hralign="center" o:hrstd="t" o:hr="t" fillcolor="#a0a0a0" stroked="f"/>
         </w:pict>
       </w:r>
     </w:p>
@@ -920,23 +977,37 @@
       </w:r>
     </w:p>
     <w:p>
+      <w:proofErr w:type="spellStart"/>
       <w:r>
         <w:t>OrderState</w:t>
       </w:r>
-    </w:p>
-    <w:p>
+      <w:proofErr w:type="spellEnd"/>
+    </w:p>
+    <w:p>
+      <w:proofErr w:type="spellStart"/>
       <w:r>
         <w:t>InventoryState</w:t>
       </w:r>
-    </w:p>
-    <w:p>
+      <w:proofErr w:type="spellEnd"/>
+    </w:p>
+    <w:p>
+      <w:proofErr w:type="spellStart"/>
       <w:r>
         <w:t>CreateOrderState</w:t>
       </w:r>
-    </w:p>
-    <w:p>
-      <w:r>
-        <w:t>Each state prepares WireMock before Pact executes an interaction.</w:t>
+      <w:proofErr w:type="spellEnd"/>
+    </w:p>
+    <w:p>
+      <w:r>
+        <w:t xml:space="preserve">Each state prepares </w:t>
+      </w:r>
+      <w:proofErr w:type="spellStart"/>
+      <w:r>
+        <w:t>WireMock</w:t>
+      </w:r>
+      <w:proofErr w:type="spellEnd"/>
+      <w:r>
+        <w:t xml:space="preserve"> before Pact executes an interaction.</w:t>
       </w:r>
     </w:p>
     <w:p/>
@@ -947,7 +1018,15 @@
     </w:p>
     <w:p>
       <w:r>
-        <w:t>@State("Order with ID 100 exists")</w:t>
+        <w:t>@</w:t>
+      </w:r>
+      <w:proofErr w:type="gramStart"/>
+      <w:r>
+        <w:t>State(</w:t>
+      </w:r>
+      <w:proofErr w:type="gramEnd"/>
+      <w:r>
+        <w:t>"Order with ID 100 exists")</w:t>
       </w:r>
     </w:p>
     <w:p/>
@@ -972,9 +1051,11 @@
       </w:r>
     </w:p>
     <w:p>
+      <w:proofErr w:type="spellStart"/>
       <w:r>
         <w:t>OMSProviderVerification</w:t>
       </w:r>
+      <w:proofErr w:type="spellEnd"/>
     </w:p>
     <w:p>
       <w:r>
@@ -1017,7 +1098,7 @@
     <w:p>
       <w:r>
         <w:pict w14:anchorId="3F1AFD5C">
-          <v:rect id="_x0000_i1416" style="width:0;height:1.5pt" o:hralign="center" o:hrstd="t" o:hr="t" fillcolor="#a0a0a0" stroked="f"/>
+          <v:rect id="_x0000_i1030" style="width:0;height:1.5pt" o:hralign="center" o:hrstd="t" o:hr="t" fillcolor="#a0a0a0" stroked="f"/>
         </w:pict>
       </w:r>
     </w:p>
@@ -1102,8 +1183,21 @@
     </w:p>
     <w:p>
       <w:r>
-        <w:t>Here, ProductPage and CatalogPage</w:t>
-      </w:r>
+        <w:t xml:space="preserve">Here, </w:t>
+      </w:r>
+      <w:proofErr w:type="spellStart"/>
+      <w:r>
+        <w:t>ProductPage</w:t>
+      </w:r>
+      <w:proofErr w:type="spellEnd"/>
+      <w:r>
+        <w:t xml:space="preserve"> and </w:t>
+      </w:r>
+      <w:proofErr w:type="spellStart"/>
+      <w:r>
+        <w:t>CatalogPage</w:t>
+      </w:r>
+      <w:proofErr w:type="spellEnd"/>
     </w:p>
     <w:p/>
     <w:p>
@@ -1132,9 +1226,11 @@
       </w:r>
     </w:p>
     <w:p>
+      <w:proofErr w:type="spellStart"/>
       <w:r>
         <w:t>ProductFlowTest</w:t>
       </w:r>
+      <w:proofErr w:type="spellEnd"/>
     </w:p>
     <w:p/>
     <w:p>
@@ -1163,24 +1259,30 @@
       </w:r>
     </w:p>
     <w:p>
+      <w:proofErr w:type="spellStart"/>
       <w:r>
         <w:t>DriverFactory</w:t>
       </w:r>
-    </w:p>
-    <w:p>
+      <w:proofErr w:type="spellEnd"/>
+    </w:p>
+    <w:p>
+      <w:proofErr w:type="spellStart"/>
       <w:r>
         <w:t>ConfigReader</w:t>
       </w:r>
-    </w:p>
-    <w:p>
+      <w:proofErr w:type="spellEnd"/>
+    </w:p>
+    <w:p>
+      <w:proofErr w:type="spellStart"/>
       <w:r>
         <w:t>TestBase</w:t>
       </w:r>
+      <w:proofErr w:type="spellEnd"/>
     </w:p>
     <w:p>
       <w:r>
         <w:pict w14:anchorId="4C7E0F91">
-          <v:rect id="_x0000_i1419" style="width:0;height:1.5pt" o:hralign="center" o:hrstd="t" o:hr="t" fillcolor="#a0a0a0" stroked="f"/>
+          <v:rect id="_x0000_i1031" style="width:0;height:1.5pt" o:hralign="center" o:hrstd="t" o:hr="t" fillcolor="#a0a0a0" stroked="f"/>
         </w:pict>
       </w:r>
     </w:p>
@@ -1211,8 +1313,21 @@
     </w:p>
     <w:p>
       <w:r>
-        <w:t>docker-compose.pact-broker.yml</w:t>
-      </w:r>
+        <w:t>docker-</w:t>
+      </w:r>
+      <w:proofErr w:type="spellStart"/>
+      <w:r>
+        <w:t>compose.pact</w:t>
+      </w:r>
+      <w:proofErr w:type="spellEnd"/>
+      <w:r>
+        <w:t>-</w:t>
+      </w:r>
+      <w:proofErr w:type="spellStart"/>
+      <w:r>
+        <w:t>broker.yml</w:t>
+      </w:r>
+      <w:proofErr w:type="spellEnd"/>
     </w:p>
     <w:p>
       <w:r>
@@ -1249,7 +1364,7 @@
     <w:p>
       <w:r>
         <w:pict w14:anchorId="1B2814EE">
-          <v:rect id="_x0000_i1420" style="width:0;height:1.5pt" o:hralign="center" o:hrstd="t" o:hr="t" fillcolor="#a0a0a0" stroked="f"/>
+          <v:rect id="_x0000_i1032" style="width:0;height:1.5pt" o:hralign="center" o:hrstd="t" o:hr="t" fillcolor="#a0a0a0" stroked="f"/>
         </w:pict>
       </w:r>
     </w:p>
@@ -1276,7 +1391,7 @@
     <w:p>
       <w:r>
         <w:pict w14:anchorId="6BB7AD79">
-          <v:rect id="_x0000_i1421" style="width:0;height:1.5pt" o:hralign="center" o:hrstd="t" o:hr="t" fillcolor="#a0a0a0" stroked="f"/>
+          <v:rect id="_x0000_i1033" style="width:0;height:1.5pt" o:hralign="center" o:hrstd="t" o:hr="t" fillcolor="#a0a0a0" stroked="f"/>
         </w:pict>
       </w:r>
     </w:p>
@@ -1287,6 +1402,7 @@
           <w:bCs/>
         </w:rPr>
       </w:pPr>
+      <w:proofErr w:type="spellStart"/>
       <w:r>
         <w:rPr>
           <w:b/>
@@ -1294,6 +1410,7 @@
         </w:rPr>
         <w:t>consumer.yml</w:t>
       </w:r>
+      <w:proofErr w:type="spellEnd"/>
     </w:p>
     <w:p>
       <w:r>
@@ -1388,7 +1505,7 @@
     <w:p>
       <w:r>
         <w:pict w14:anchorId="0086F1F3">
-          <v:rect id="_x0000_i1422" style="width:0;height:1.5pt" o:hralign="center" o:hrstd="t" o:hr="t" fillcolor="#a0a0a0" stroked="f"/>
+          <v:rect id="_x0000_i1034" style="width:0;height:1.5pt" o:hralign="center" o:hrstd="t" o:hr="t" fillcolor="#a0a0a0" stroked="f"/>
         </w:pict>
       </w:r>
     </w:p>
@@ -1399,6 +1516,7 @@
           <w:bCs/>
         </w:rPr>
       </w:pPr>
+      <w:proofErr w:type="spellStart"/>
       <w:r>
         <w:rPr>
           <w:b/>
@@ -1406,6 +1524,7 @@
         </w:rPr>
         <w:t>provider.yml</w:t>
       </w:r>
+      <w:proofErr w:type="spellEnd"/>
     </w:p>
     <w:p>
       <w:r>
@@ -1420,8 +1539,13 @@
         </w:numPr>
       </w:pPr>
       <w:r>
-        <w:t>Start WireMock</w:t>
-      </w:r>
+        <w:t xml:space="preserve">Start </w:t>
+      </w:r>
+      <w:proofErr w:type="spellStart"/>
+      <w:r>
+        <w:t>WireMock</w:t>
+      </w:r>
+      <w:proofErr w:type="spellEnd"/>
     </w:p>
     <w:p>
       <w:pPr>
@@ -1472,9 +1596,11 @@
       </w:r>
     </w:p>
     <w:p>
+      <w:proofErr w:type="spellStart"/>
       <w:r>
         <w:t>WireMock</w:t>
       </w:r>
+      <w:proofErr w:type="spellEnd"/>
     </w:p>
     <w:p>
       <w:r>
@@ -1571,7 +1697,7 @@
     <w:p>
       <w:r>
         <w:pict w14:anchorId="3895B9BE">
-          <v:rect id="_x0000_i1427" style="width:0;height:1.5pt" o:hralign="center" o:hrstd="t" o:hr="t" fillcolor="#a0a0a0" stroked="f"/>
+          <v:rect id="_x0000_i1035" style="width:0;height:1.5pt" o:hralign="center" o:hrstd="t" o:hr="t" fillcolor="#a0a0a0" stroked="f"/>
         </w:pict>
       </w:r>
     </w:p>
@@ -1609,7 +1735,15 @@
         </w:numPr>
       </w:pPr>
       <w:r>
-        <w:t>Uses WireMock.</w:t>
+        <w:t xml:space="preserve">Uses </w:t>
+      </w:r>
+      <w:proofErr w:type="spellStart"/>
+      <w:r>
+        <w:t>WireMock</w:t>
+      </w:r>
+      <w:proofErr w:type="spellEnd"/>
+      <w:r>
+        <w:t>.</w:t>
       </w:r>
     </w:p>
     <w:p>
@@ -1637,7 +1771,7 @@
     <w:p>
       <w:r>
         <w:pict w14:anchorId="63037B46">
-          <v:rect id="_x0000_i1428" style="width:0;height:1.5pt" o:hralign="center" o:hrstd="t" o:hr="t" fillcolor="#a0a0a0" stroked="f"/>
+          <v:rect id="_x0000_i1036" style="width:0;height:1.5pt" o:hralign="center" o:hrstd="t" o:hr="t" fillcolor="#a0a0a0" stroked="f"/>
         </w:pict>
       </w:r>
     </w:p>
@@ -1681,7 +1815,7 @@
     <w:p>
       <w:r>
         <w:pict w14:anchorId="179D1C27">
-          <v:rect id="_x0000_i1429" style="width:0;height:1.5pt" o:hralign="center" o:hrstd="t" o:hr="t" fillcolor="#a0a0a0" stroked="f"/>
+          <v:rect id="_x0000_i1037" style="width:0;height:1.5pt" o:hralign="center" o:hrstd="t" o:hr="t" fillcolor="#a0a0a0" stroked="f"/>
         </w:pict>
       </w:r>
     </w:p>
@@ -1752,7 +1886,7 @@
     <w:p>
       <w:r>
         <w:pict w14:anchorId="014DB0FB">
-          <v:rect id="_x0000_i1430" style="width:0;height:1.5pt" o:hralign="center" o:hrstd="t" o:hr="t" fillcolor="#a0a0a0" stroked="f"/>
+          <v:rect id="_x0000_i1038" style="width:0;height:1.5pt" o:hralign="center" o:hrstd="t" o:hr="t" fillcolor="#a0a0a0" stroked="f"/>
         </w:pict>
       </w:r>
     </w:p>
@@ -1835,7 +1969,7 @@
     <w:p>
       <w:r>
         <w:pict w14:anchorId="1C8B3220">
-          <v:rect id="_x0000_i1431" style="width:0;height:1.5pt" o:hralign="center" o:hrstd="t" o:hr="t" fillcolor="#a0a0a0" stroked="f"/>
+          <v:rect id="_x0000_i1039" style="width:0;height:1.5pt" o:hralign="center" o:hrstd="t" o:hr="t" fillcolor="#a0a0a0" stroked="f"/>
         </w:pict>
       </w:r>
     </w:p>
@@ -1928,7 +2062,15 @@
         </w:numPr>
       </w:pPr>
       <w:r>
-        <w:t>Supports local development using WireMock while remaining compatible with a Pact Broker for centralized contract management.</w:t>
+        <w:t xml:space="preserve">Supports local development using </w:t>
+      </w:r>
+      <w:proofErr w:type="spellStart"/>
+      <w:r>
+        <w:t>WireMock</w:t>
+      </w:r>
+      <w:proofErr w:type="spellEnd"/>
+      <w:r>
+        <w:t xml:space="preserve"> while remaining compatible with a Pact Broker for centralized contract management.</w:t>
       </w:r>
     </w:p>
     <w:p/>
@@ -1941,6 +2083,9 @@
         <w:br/>
       </w:r>
       <w:r>
+        <w:rPr>
+          <w:noProof/>
+        </w:rPr>
         <w:drawing>
           <wp:inline distT="0" distB="0" distL="0" distR="0" wp14:anchorId="40861715" wp14:editId="14C724A8">
             <wp:extent cx="5731510" cy="1702435"/>
@@ -1994,6 +2139,9 @@
         <w:br/>
       </w:r>
       <w:r>
+        <w:rPr>
+          <w:noProof/>
+        </w:rPr>
         <w:drawing>
           <wp:inline distT="0" distB="0" distL="0" distR="0" wp14:anchorId="471B9BA2" wp14:editId="14D7ED8C">
             <wp:extent cx="5731510" cy="1184275"/>
@@ -2035,1369 +2183,1521 @@
     <w:p/>
     <w:p/>
     <w:p/>
+    <w:p>
+      <w:r>
+        <w:t>The pipeline performs the following tasks:</w:t>
+      </w:r>
+    </w:p>
+    <w:p>
+      <w:pPr>
+        <w:numPr>
+          <w:ilvl w:val="0"/>
+          <w:numId w:val="9"/>
+        </w:numPr>
+      </w:pPr>
+      <w:r>
+        <w:t>Checks out the source code.</w:t>
+      </w:r>
+    </w:p>
+    <w:p>
+      <w:pPr>
+        <w:numPr>
+          <w:ilvl w:val="0"/>
+          <w:numId w:val="9"/>
+        </w:numPr>
+      </w:pPr>
+      <w:r>
+        <w:t>Sets up the Java environment.</w:t>
+      </w:r>
+    </w:p>
+    <w:p>
+      <w:pPr>
+        <w:numPr>
+          <w:ilvl w:val="0"/>
+          <w:numId w:val="9"/>
+        </w:numPr>
+      </w:pPr>
+      <w:r>
+        <w:t>Installs the Pact CLI.</w:t>
+      </w:r>
+    </w:p>
+    <w:p>
+      <w:pPr>
+        <w:numPr>
+          <w:ilvl w:val="0"/>
+          <w:numId w:val="9"/>
+        </w:numPr>
+      </w:pPr>
+      <w:r>
+        <w:t>Starts a local Pact Broker using Docker.</w:t>
+      </w:r>
+    </w:p>
+    <w:p>
+      <w:pPr>
+        <w:numPr>
+          <w:ilvl w:val="0"/>
+          <w:numId w:val="9"/>
+        </w:numPr>
+      </w:pPr>
+      <w:r>
+        <w:t>Runs Consumer Pact tests and generates Pact contracts.</w:t>
+      </w:r>
+    </w:p>
+    <w:p>
+      <w:pPr>
+        <w:numPr>
+          <w:ilvl w:val="0"/>
+          <w:numId w:val="9"/>
+        </w:numPr>
+      </w:pPr>
+      <w:r>
+        <w:t>Publishes the generated contracts to the Pact Broker.</w:t>
+      </w:r>
+    </w:p>
+    <w:p>
+      <w:pPr>
+        <w:numPr>
+          <w:ilvl w:val="0"/>
+          <w:numId w:val="9"/>
+        </w:numPr>
+      </w:pPr>
+      <w:r>
+        <w:t>Runs Provider verification against the published contracts.</w:t>
+      </w:r>
+    </w:p>
+    <w:p>
+      <w:pPr>
+        <w:numPr>
+          <w:ilvl w:val="0"/>
+          <w:numId w:val="9"/>
+        </w:numPr>
+      </w:pPr>
+      <w:r>
+        <w:t>Publishes Provider verification results to the Pact Broker.</w:t>
+      </w:r>
+    </w:p>
+    <w:p>
+      <w:pPr>
+        <w:numPr>
+          <w:ilvl w:val="0"/>
+          <w:numId w:val="9"/>
+        </w:numPr>
+      </w:pPr>
+      <w:r>
+        <w:t>Records the Provider deployment.</w:t>
+      </w:r>
+    </w:p>
+    <w:p>
+      <w:pPr>
+        <w:numPr>
+          <w:ilvl w:val="0"/>
+          <w:numId w:val="9"/>
+        </w:numPr>
+      </w:pPr>
+      <w:r>
+        <w:t>Checks whether the Consumer can safely be deployed using can-</w:t>
+      </w:r>
+      <w:proofErr w:type="spellStart"/>
+      <w:r>
+        <w:t>i</w:t>
+      </w:r>
+      <w:proofErr w:type="spellEnd"/>
+      <w:r>
+        <w:t>-deploy.</w:t>
+      </w:r>
+    </w:p>
+    <w:p>
+      <w:r>
+        <w:pict w14:anchorId="3BD3213C">
+          <v:rect id="_x0000_i1040" style="width:0;height:1.5pt" o:hralign="center" o:hrstd="t" o:hr="t" fillcolor="#a0a0a0" stroked="f"/>
+        </w:pict>
+      </w:r>
+    </w:p>
+    <w:p>
+      <w:pPr>
+        <w:rPr>
+          <w:b/>
+          <w:bCs/>
+        </w:rPr>
+      </w:pPr>
+      <w:r>
+        <w:rPr>
+          <w:b/>
+          <w:bCs/>
+        </w:rPr>
+        <w:t>Workflow Trigger</w:t>
+      </w:r>
+    </w:p>
+    <w:p>
+      <w:r>
+        <w:t xml:space="preserve">on: [push, </w:t>
+      </w:r>
+      <w:proofErr w:type="spellStart"/>
+      <w:r>
+        <w:t>pull_request</w:t>
+      </w:r>
+      <w:proofErr w:type="spellEnd"/>
+      <w:r>
+        <w:t>]</w:t>
+      </w:r>
+    </w:p>
+    <w:p>
+      <w:pPr>
+        <w:rPr>
+          <w:b/>
+          <w:bCs/>
+        </w:rPr>
+      </w:pPr>
+      <w:r>
+        <w:rPr>
+          <w:b/>
+          <w:bCs/>
+        </w:rPr>
+        <w:t>Explanation</w:t>
+      </w:r>
+      <w:r>
+        <w:rPr>
+          <w:b/>
+          <w:bCs/>
+        </w:rPr>
+        <w:t xml:space="preserve">: </w:t>
+      </w:r>
+      <w:r>
+        <w:t>The workflow is automatically executed whenever:</w:t>
+      </w:r>
+    </w:p>
+    <w:p>
+      <w:pPr>
+        <w:rPr>
+          <w:b/>
+          <w:bCs/>
+        </w:rPr>
+      </w:pPr>
+      <w:r>
+        <w:rPr>
+          <w:b/>
+          <w:bCs/>
+        </w:rPr>
+        <w:t>Job Definition</w:t>
+      </w:r>
+    </w:p>
+    <w:p>
+      <w:r>
+        <w:t>jobs:</w:t>
+      </w:r>
+    </w:p>
+    <w:p>
+      <w:r>
+        <w:t xml:space="preserve">  build:</w:t>
+      </w:r>
+    </w:p>
+    <w:p>
+      <w:r>
+        <w:t xml:space="preserve">    runs-on: ubuntu-latest</w:t>
+      </w:r>
+    </w:p>
+    <w:p>
+      <w:pPr>
+        <w:rPr>
+          <w:b/>
+          <w:bCs/>
+        </w:rPr>
+      </w:pPr>
+      <w:r>
+        <w:rPr>
+          <w:b/>
+          <w:bCs/>
+        </w:rPr>
+        <w:t>Explanation</w:t>
+      </w:r>
+    </w:p>
+    <w:p>
+      <w:r>
+        <w:t xml:space="preserve">Creates a single job named </w:t>
+      </w:r>
+      <w:r>
+        <w:rPr>
+          <w:b/>
+          <w:bCs/>
+        </w:rPr>
+        <w:t>build</w:t>
+      </w:r>
+      <w:r>
+        <w:t>.</w:t>
+      </w:r>
+    </w:p>
+    <w:p>
+      <w:r>
+        <w:t>GitHub provisions an Ubuntu virtual machine where all the remaining steps are executed.</w:t>
+      </w:r>
+    </w:p>
+    <w:p>
+      <w:r>
+        <w:pict w14:anchorId="27CCBB21">
+          <v:rect id="_x0000_i1041" style="width:0;height:1.5pt" o:hralign="center" o:hrstd="t" o:hr="t" fillcolor="#a0a0a0" stroked="f"/>
+        </w:pict>
+      </w:r>
+    </w:p>
+    <w:p>
+      <w:pPr>
+        <w:rPr>
+          <w:b/>
+          <w:bCs/>
+        </w:rPr>
+      </w:pPr>
+      <w:r>
+        <w:rPr>
+          <w:b/>
+          <w:bCs/>
+        </w:rPr>
+        <w:t>Step 0 – Checkout Source Code</w:t>
+      </w:r>
+    </w:p>
+    <w:p>
+      <w:r>
+        <w:t>- name: Checkout Code</w:t>
+      </w:r>
+    </w:p>
+    <w:p>
+      <w:r>
+        <w:t xml:space="preserve">  uses: actions/checkout@v5</w:t>
+      </w:r>
+    </w:p>
+    <w:p>
+      <w:pPr>
+        <w:rPr>
+          <w:b/>
+          <w:bCs/>
+        </w:rPr>
+      </w:pPr>
+      <w:r>
+        <w:rPr>
+          <w:b/>
+          <w:bCs/>
+        </w:rPr>
+        <w:lastRenderedPageBreak/>
+        <w:t>Purpose</w:t>
+      </w:r>
+    </w:p>
+    <w:p>
+      <w:r>
+        <w:t>Downloads the latest repository code into the GitHub Actions runner.</w:t>
+      </w:r>
+    </w:p>
+    <w:p>
+      <w:r>
+        <w:t>Without this step, Maven would not have access to the project files.</w:t>
+      </w:r>
+    </w:p>
+    <w:p>
+      <w:r>
+        <w:pict w14:anchorId="7433A94B">
+          <v:rect id="_x0000_i1042" style="width:0;height:1.5pt" o:hralign="center" o:hrstd="t" o:hr="t" fillcolor="#a0a0a0" stroked="f"/>
+        </w:pict>
+      </w:r>
+    </w:p>
+    <w:p>
+      <w:pPr>
+        <w:rPr>
+          <w:b/>
+          <w:bCs/>
+        </w:rPr>
+      </w:pPr>
+      <w:r>
+        <w:rPr>
+          <w:b/>
+          <w:bCs/>
+        </w:rPr>
+        <w:t>Step 1 – Setup Java</w:t>
+      </w:r>
+    </w:p>
+    <w:p>
+      <w:r>
+        <w:t>- name: Set up Java</w:t>
+      </w:r>
+    </w:p>
+    <w:p>
+      <w:r>
+        <w:t>Uses:</w:t>
+      </w:r>
+    </w:p>
+    <w:p>
+      <w:r>
+        <w:t>actions/setup-java@v5</w:t>
+      </w:r>
+    </w:p>
+    <w:p>
+      <w:r>
+        <w:t>with</w:t>
+      </w:r>
+    </w:p>
+    <w:p>
+      <w:r>
+        <w:t xml:space="preserve">distribution: </w:t>
+      </w:r>
+      <w:proofErr w:type="spellStart"/>
+      <w:r>
+        <w:t>temurin</w:t>
+      </w:r>
+      <w:proofErr w:type="spellEnd"/>
+    </w:p>
+    <w:p>
+      <w:r>
+        <w:t>java-version: 22</w:t>
+      </w:r>
+    </w:p>
+    <w:p>
+      <w:r>
+        <w:t>cache: maven</w:t>
+      </w:r>
+    </w:p>
+    <w:p>
+      <w:pPr>
+        <w:rPr>
+          <w:b/>
+          <w:bCs/>
+        </w:rPr>
+      </w:pPr>
+      <w:r>
+        <w:rPr>
+          <w:b/>
+          <w:bCs/>
+        </w:rPr>
+        <w:t>Purpose</w:t>
+      </w:r>
+    </w:p>
+    <w:p>
+      <w:r>
+        <w:t>Installs Java 22.</w:t>
+      </w:r>
+    </w:p>
+    <w:p>
+      <w:r>
+        <w:t>The Maven cache significantly speeds up subsequent workflow executions by reusing downloaded dependencies.</w:t>
+      </w:r>
+    </w:p>
+    <w:p>
+      <w:r>
+        <w:pict w14:anchorId="7CF286F2">
+          <v:rect id="_x0000_i1043" style="width:0;height:1.5pt" o:hralign="center" o:hrstd="t" o:hr="t" fillcolor="#a0a0a0" stroked="f"/>
+        </w:pict>
+      </w:r>
+    </w:p>
+    <w:p>
+      <w:pPr>
+        <w:rPr>
+          <w:b/>
+          <w:bCs/>
+        </w:rPr>
+      </w:pPr>
+      <w:r>
+        <w:rPr>
+          <w:b/>
+          <w:bCs/>
+        </w:rPr>
+        <w:t>Step 2 – Install Pact CLI</w:t>
+      </w:r>
+    </w:p>
+    <w:p>
+      <w:r>
+        <w:t>curl ...</w:t>
+      </w:r>
+    </w:p>
+    <w:p>
+      <w:pPr>
+        <w:rPr>
+          <w:b/>
+          <w:bCs/>
+        </w:rPr>
+      </w:pPr>
+      <w:r>
+        <w:rPr>
+          <w:b/>
+          <w:bCs/>
+        </w:rPr>
+        <w:t>Purpose</w:t>
+      </w:r>
+    </w:p>
+    <w:p>
+      <w:r>
+        <w:t>Downloads and installs the Pact CLI.</w:t>
+      </w:r>
+    </w:p>
+    <w:p>
+      <w:r>
+        <w:t>The CLI provides commands such as:</w:t>
+      </w:r>
+    </w:p>
+    <w:p>
+      <w:pPr>
+        <w:numPr>
+          <w:ilvl w:val="0"/>
+          <w:numId w:val="11"/>
+        </w:numPr>
+      </w:pPr>
+      <w:r>
+        <w:t>pact-broker publish</w:t>
+      </w:r>
+    </w:p>
+    <w:p>
+      <w:pPr>
+        <w:numPr>
+          <w:ilvl w:val="0"/>
+          <w:numId w:val="11"/>
+        </w:numPr>
+      </w:pPr>
+      <w:r>
+        <w:t>pact-broker can-</w:t>
+      </w:r>
+      <w:proofErr w:type="spellStart"/>
+      <w:r>
+        <w:t>i</w:t>
+      </w:r>
+      <w:proofErr w:type="spellEnd"/>
+      <w:r>
+        <w:t>-deploy</w:t>
+      </w:r>
+    </w:p>
+    <w:p>
+      <w:pPr>
+        <w:numPr>
+          <w:ilvl w:val="0"/>
+          <w:numId w:val="11"/>
+        </w:numPr>
+      </w:pPr>
+      <w:r>
+        <w:t>pact-broker record-deployment</w:t>
+      </w:r>
+    </w:p>
+    <w:p>
+      <w:r>
+        <w:t>These commands interact with the Pact Broker.</w:t>
+      </w:r>
+    </w:p>
+    <w:p>
+      <w:r>
+        <w:pict w14:anchorId="7F2FF6E9">
+          <v:rect id="_x0000_i1044" style="width:0;height:1.5pt" o:hralign="center" o:hrstd="t" o:hr="t" fillcolor="#a0a0a0" stroked="f"/>
+        </w:pict>
+      </w:r>
+    </w:p>
+    <w:p>
+      <w:pPr>
+        <w:rPr>
+          <w:b/>
+          <w:bCs/>
+        </w:rPr>
+      </w:pPr>
+    </w:p>
+    <w:p>
+      <w:pPr>
+        <w:rPr>
+          <w:b/>
+          <w:bCs/>
+        </w:rPr>
+      </w:pPr>
+      <w:r>
+        <w:rPr>
+          <w:b/>
+          <w:bCs/>
+        </w:rPr>
+        <w:lastRenderedPageBreak/>
+        <w:t>Step 3 – Start Pact Broker</w:t>
+      </w:r>
+    </w:p>
+    <w:p>
+      <w:r>
+        <w:t>docker compose up -d --wait</w:t>
+      </w:r>
+    </w:p>
+    <w:p>
+      <w:pPr>
+        <w:rPr>
+          <w:b/>
+          <w:bCs/>
+        </w:rPr>
+      </w:pPr>
+      <w:r>
+        <w:rPr>
+          <w:b/>
+          <w:bCs/>
+        </w:rPr>
+        <w:t>Purpose</w:t>
+      </w:r>
+    </w:p>
+    <w:p>
+      <w:r>
+        <w:t>Starts a local Pact Broker inside Docker.</w:t>
+      </w:r>
+    </w:p>
+    <w:p>
+      <w:r>
+        <w:t>The Broker stores:</w:t>
+      </w:r>
+    </w:p>
+    <w:p>
+      <w:pPr>
+        <w:numPr>
+          <w:ilvl w:val="0"/>
+          <w:numId w:val="12"/>
+        </w:numPr>
+      </w:pPr>
+      <w:r>
+        <w:t>Consumer contracts</w:t>
+      </w:r>
+    </w:p>
+    <w:p>
+      <w:pPr>
+        <w:numPr>
+          <w:ilvl w:val="0"/>
+          <w:numId w:val="12"/>
+        </w:numPr>
+      </w:pPr>
+      <w:r>
+        <w:t>Provider verification results</w:t>
+      </w:r>
+    </w:p>
+    <w:p>
+      <w:pPr>
+        <w:numPr>
+          <w:ilvl w:val="0"/>
+          <w:numId w:val="12"/>
+        </w:numPr>
+      </w:pPr>
+      <w:r>
+        <w:t>Deployment records</w:t>
+      </w:r>
+    </w:p>
+    <w:p>
+      <w:pPr>
+        <w:numPr>
+          <w:ilvl w:val="0"/>
+          <w:numId w:val="12"/>
+        </w:numPr>
+      </w:pPr>
+      <w:r>
+        <w:t>Environment information</w:t>
+      </w:r>
+    </w:p>
+    <w:p>
+      <w:r>
+        <w:t>Without a running Broker, contracts cannot be published or verified.</w:t>
+      </w:r>
+    </w:p>
+    <w:p>
+      <w:r>
+        <w:pict w14:anchorId="6E20325E">
+          <v:rect id="_x0000_i1045" style="width:0;height:1.5pt" o:hralign="center" o:hrstd="t" o:hr="t" fillcolor="#a0a0a0" stroked="f"/>
+        </w:pict>
+      </w:r>
+    </w:p>
+    <w:p>
+      <w:pPr>
+        <w:rPr>
+          <w:b/>
+          <w:bCs/>
+        </w:rPr>
+      </w:pPr>
+      <w:r>
+        <w:rPr>
+          <w:b/>
+          <w:bCs/>
+        </w:rPr>
+        <w:t>Step 4 – Run Consumer Tests</w:t>
+      </w:r>
+    </w:p>
+    <w:p>
+      <w:proofErr w:type="spellStart"/>
+      <w:r>
+        <w:t>mvn</w:t>
+      </w:r>
+      <w:proofErr w:type="spellEnd"/>
+      <w:r>
+        <w:t xml:space="preserve"> -</w:t>
+      </w:r>
+      <w:proofErr w:type="spellStart"/>
+      <w:r>
+        <w:t>Dtest</w:t>
+      </w:r>
+      <w:proofErr w:type="spellEnd"/>
+      <w:r>
+        <w:t>=</w:t>
+      </w:r>
+      <w:proofErr w:type="spellStart"/>
+      <w:r>
+        <w:t>PosOmsConsumerPactTest</w:t>
+      </w:r>
+      <w:proofErr w:type="spellEnd"/>
+      <w:r>
+        <w:t xml:space="preserve"> test</w:t>
+      </w:r>
+    </w:p>
+    <w:p>
+      <w:pPr>
+        <w:rPr>
+          <w:b/>
+          <w:bCs/>
+        </w:rPr>
+      </w:pPr>
+      <w:r>
+        <w:rPr>
+          <w:b/>
+          <w:bCs/>
+        </w:rPr>
+        <w:t>Purpose</w:t>
+      </w:r>
+    </w:p>
+    <w:p>
+      <w:r>
+        <w:t>Runs only the Consumer Pact tests.</w:t>
+      </w:r>
+    </w:p>
+    <w:p>
+      <w:r>
+        <w:t>The tests:</w:t>
+      </w:r>
+    </w:p>
+    <w:p>
+      <w:pPr>
+        <w:numPr>
+          <w:ilvl w:val="0"/>
+          <w:numId w:val="13"/>
+        </w:numPr>
+      </w:pPr>
+      <w:r>
+        <w:t>Start a Pact Mock Server.</w:t>
+      </w:r>
+    </w:p>
+    <w:p>
+      <w:pPr>
+        <w:numPr>
+          <w:ilvl w:val="0"/>
+          <w:numId w:val="13"/>
+        </w:numPr>
+      </w:pPr>
+      <w:r>
+        <w:t>Send requests from the Consumer.</w:t>
+      </w:r>
+    </w:p>
+    <w:p>
+      <w:pPr>
+        <w:numPr>
+          <w:ilvl w:val="0"/>
+          <w:numId w:val="13"/>
+        </w:numPr>
+      </w:pPr>
+      <w:r>
+        <w:t>Verify the expected responses.</w:t>
+      </w:r>
+    </w:p>
+    <w:p>
+      <w:pPr>
+        <w:numPr>
+          <w:ilvl w:val="0"/>
+          <w:numId w:val="13"/>
+        </w:numPr>
+      </w:pPr>
+      <w:r>
+        <w:t>Generate a Pact contract.</w:t>
+      </w:r>
+    </w:p>
+    <w:p>
+      <w:r>
+        <w:t>Output:</w:t>
+      </w:r>
+    </w:p>
+    <w:p>
+      <w:r>
+        <w:t>target/pacts/POS-</w:t>
+      </w:r>
+      <w:proofErr w:type="spellStart"/>
+      <w:r>
+        <w:t>OMS.json</w:t>
+      </w:r>
+      <w:proofErr w:type="spellEnd"/>
+    </w:p>
+    <w:p>
+      <w:r>
+        <w:t>This file represents the contract between the Consumer and Provider.</w:t>
+      </w:r>
+    </w:p>
+    <w:p>
+      <w:r>
+        <w:pict w14:anchorId="64392560">
+          <v:rect id="_x0000_i1046" style="width:0;height:1.5pt" o:hralign="center" o:hrstd="t" o:hr="t" fillcolor="#a0a0a0" stroked="f"/>
+        </w:pict>
+      </w:r>
+    </w:p>
+    <w:p>
+      <w:pPr>
+        <w:rPr>
+          <w:b/>
+          <w:bCs/>
+        </w:rPr>
+      </w:pPr>
+      <w:r>
+        <w:rPr>
+          <w:b/>
+          <w:bCs/>
+        </w:rPr>
+        <w:t>Step 5 – Publish Consumer Contracts</w:t>
+      </w:r>
+    </w:p>
+    <w:p>
+      <w:r>
+        <w:t>pact-broker publish target/pacts</w:t>
+      </w:r>
+    </w:p>
+    <w:p>
+      <w:r>
+        <w:t>Options:</w:t>
+      </w:r>
+    </w:p>
+    <w:p>
+      <w:r>
+        <w:t>--consumer-app-version=$</w:t>
+      </w:r>
+      <w:proofErr w:type="gramStart"/>
+      <w:r>
+        <w:t xml:space="preserve">{{ </w:t>
+      </w:r>
+      <w:proofErr w:type="spellStart"/>
+      <w:r>
+        <w:t>github.sha</w:t>
+      </w:r>
+      <w:proofErr w:type="spellEnd"/>
+      <w:proofErr w:type="gramEnd"/>
+      <w:r>
+        <w:t xml:space="preserve"> }}</w:t>
+      </w:r>
+    </w:p>
+    <w:p/>
+    <w:p>
+      <w:r>
+        <w:t>--branch=main</w:t>
+      </w:r>
+    </w:p>
+    <w:p/>
+    <w:p>
+      <w:r>
+        <w:t>--broker-base-</w:t>
+      </w:r>
+      <w:proofErr w:type="spellStart"/>
+      <w:r>
+        <w:t>url</w:t>
+      </w:r>
+      <w:proofErr w:type="spellEnd"/>
+      <w:r>
+        <w:t>=http://127.0.0.1:9292</w:t>
+      </w:r>
+    </w:p>
+    <w:p>
+      <w:pPr>
+        <w:rPr>
+          <w:b/>
+          <w:bCs/>
+        </w:rPr>
+      </w:pPr>
+      <w:r>
+        <w:rPr>
+          <w:b/>
+          <w:bCs/>
+        </w:rPr>
+        <w:t>Purpose</w:t>
+      </w:r>
+    </w:p>
+    <w:p>
+      <w:r>
+        <w:t>Publishes the generated Pact contract to the Broker.</w:t>
+      </w:r>
+    </w:p>
+    <w:p>
+      <w:pPr>
+        <w:rPr>
+          <w:b/>
+          <w:bCs/>
+        </w:rPr>
+      </w:pPr>
+      <w:r>
+        <w:rPr>
+          <w:b/>
+          <w:bCs/>
+        </w:rPr>
+        <w:t>consumer-app-version</w:t>
+      </w:r>
+    </w:p>
+    <w:p>
+      <w:r>
+        <w:t>Uses the Git commit SHA.</w:t>
+      </w:r>
+    </w:p>
+    <w:p>
+      <w:r>
+        <w:t>Each commit receives a unique contract version.</w:t>
+      </w:r>
+    </w:p>
+    <w:p>
+      <w:r>
+        <w:t>Example</w:t>
+      </w:r>
+    </w:p>
+    <w:p>
+      <w:r>
+        <w:t>POS</w:t>
+      </w:r>
+    </w:p>
+    <w:p/>
+    <w:p>
+      <w:r>
+        <w:t>Version</w:t>
+      </w:r>
+    </w:p>
+    <w:p/>
+    <w:p>
+      <w:r>
+        <w:t>5b4ab4186a3...</w:t>
+      </w:r>
+    </w:p>
+    <w:p>
+      <w:pPr>
+        <w:rPr>
+          <w:b/>
+          <w:bCs/>
+        </w:rPr>
+      </w:pPr>
+      <w:r>
+        <w:rPr>
+          <w:b/>
+          <w:bCs/>
+        </w:rPr>
+        <w:t>branch</w:t>
+      </w:r>
+    </w:p>
+    <w:p>
+      <w:r>
+        <w:t>Specifies the Git branch that produced the contract.</w:t>
+      </w:r>
+    </w:p>
+    <w:p>
+      <w:pPr>
+        <w:rPr>
+          <w:b/>
+          <w:bCs/>
+        </w:rPr>
+      </w:pPr>
+      <w:r>
+        <w:rPr>
+          <w:b/>
+          <w:bCs/>
+        </w:rPr>
+        <w:t>broker-base-</w:t>
+      </w:r>
+      <w:proofErr w:type="spellStart"/>
+      <w:r>
+        <w:rPr>
+          <w:b/>
+          <w:bCs/>
+        </w:rPr>
+        <w:t>url</w:t>
+      </w:r>
+      <w:proofErr w:type="spellEnd"/>
+    </w:p>
+    <w:p>
+      <w:r>
+        <w:t>URL of the Pact Broker.</w:t>
+      </w:r>
+    </w:p>
+    <w:p>
+      <w:r>
+        <w:pict w14:anchorId="7F5BBCFF">
+          <v:rect id="_x0000_i1047" style="width:0;height:1.5pt" o:hralign="center" o:hrstd="t" o:hr="t" fillcolor="#a0a0a0" stroked="f"/>
+        </w:pict>
+      </w:r>
+    </w:p>
+    <w:p>
+      <w:pPr>
+        <w:rPr>
+          <w:b/>
+          <w:bCs/>
+        </w:rPr>
+      </w:pPr>
+      <w:r>
+        <w:rPr>
+          <w:b/>
+          <w:bCs/>
+        </w:rPr>
+        <w:t>Step 6 – Run Provider Verification</w:t>
+      </w:r>
+    </w:p>
+    <w:p>
+      <w:proofErr w:type="spellStart"/>
+      <w:r>
+        <w:t>mvn</w:t>
+      </w:r>
+      <w:proofErr w:type="spellEnd"/>
+    </w:p>
+    <w:p>
+      <w:r>
+        <w:t>Runs</w:t>
+      </w:r>
+    </w:p>
+    <w:p>
+      <w:proofErr w:type="spellStart"/>
+      <w:r>
+        <w:t>OmsProviderVerificationTest</w:t>
+      </w:r>
+      <w:proofErr w:type="spellEnd"/>
+    </w:p>
+    <w:p>
+      <w:r>
+        <w:t>with</w:t>
+      </w:r>
+    </w:p>
+    <w:p>
+      <w:r>
+        <w:t>-</w:t>
+      </w:r>
+      <w:proofErr w:type="spellStart"/>
+      <w:proofErr w:type="gramStart"/>
+      <w:r>
+        <w:t>Dpact.verifier.publishResults</w:t>
+      </w:r>
+      <w:proofErr w:type="spellEnd"/>
+      <w:proofErr w:type="gramEnd"/>
+      <w:r>
+        <w:t>=true</w:t>
+      </w:r>
+    </w:p>
+    <w:p>
+      <w:r>
+        <w:t>-</w:t>
+      </w:r>
+      <w:proofErr w:type="spellStart"/>
+      <w:proofErr w:type="gramStart"/>
+      <w:r>
+        <w:t>Dpact.provider.version</w:t>
+      </w:r>
+      <w:proofErr w:type="spellEnd"/>
+      <w:proofErr w:type="gramEnd"/>
+      <w:r>
+        <w:t>=$</w:t>
+      </w:r>
+      <w:proofErr w:type="gramStart"/>
+      <w:r>
+        <w:t xml:space="preserve">{{ </w:t>
+      </w:r>
+      <w:proofErr w:type="spellStart"/>
+      <w:r>
+        <w:t>github.sha</w:t>
+      </w:r>
+      <w:proofErr w:type="spellEnd"/>
+      <w:proofErr w:type="gramEnd"/>
+      <w:r>
+        <w:t xml:space="preserve"> }}</w:t>
+      </w:r>
+    </w:p>
+    <w:p>
+      <w:pPr>
+        <w:rPr>
+          <w:b/>
+          <w:bCs/>
+        </w:rPr>
+      </w:pPr>
+      <w:r>
+        <w:rPr>
+          <w:b/>
+          <w:bCs/>
+        </w:rPr>
+        <w:t>Purpose</w:t>
+      </w:r>
+    </w:p>
+    <w:p>
+      <w:r>
+        <w:lastRenderedPageBreak/>
+        <w:t>Downloads the published contract from the Broker.</w:t>
+      </w:r>
+    </w:p>
+    <w:p>
+      <w:r>
+        <w:t>For each interaction:</w:t>
+      </w:r>
+    </w:p>
+    <w:p>
+      <w:pPr>
+        <w:numPr>
+          <w:ilvl w:val="0"/>
+          <w:numId w:val="14"/>
+        </w:numPr>
+      </w:pPr>
+      <w:r>
+        <w:t>Calls the matching @State method.</w:t>
+      </w:r>
+    </w:p>
+    <w:p>
+      <w:pPr>
+        <w:numPr>
+          <w:ilvl w:val="0"/>
+          <w:numId w:val="14"/>
+        </w:numPr>
+      </w:pPr>
+      <w:r>
+        <w:t xml:space="preserve">Configures </w:t>
+      </w:r>
+      <w:proofErr w:type="spellStart"/>
+      <w:r>
+        <w:t>WireMock</w:t>
+      </w:r>
+      <w:proofErr w:type="spellEnd"/>
+      <w:r>
+        <w:t>.</w:t>
+      </w:r>
+    </w:p>
+    <w:p>
+      <w:pPr>
+        <w:numPr>
+          <w:ilvl w:val="0"/>
+          <w:numId w:val="14"/>
+        </w:numPr>
+      </w:pPr>
+      <w:r>
+        <w:t>Sends the request.</w:t>
+      </w:r>
+    </w:p>
+    <w:p>
+      <w:pPr>
+        <w:numPr>
+          <w:ilvl w:val="0"/>
+          <w:numId w:val="14"/>
+        </w:numPr>
+      </w:pPr>
+      <w:r>
+        <w:t>Compares the actual response with the expected contract.</w:t>
+      </w:r>
+    </w:p>
+    <w:p>
+      <w:r>
+        <w:t>Example</w:t>
+      </w:r>
+    </w:p>
+    <w:p>
+      <w:r>
+        <w:t>Consumer Contract</w:t>
+      </w:r>
+    </w:p>
+    <w:p>
+      <w:r>
+        <w:t>GET /orders/100</w:t>
+      </w:r>
+    </w:p>
+    <w:p>
+      <w:r>
+        <w:t>Provider State</w:t>
+      </w:r>
+    </w:p>
+    <w:p>
+      <w:r>
+        <w:t>@</w:t>
+      </w:r>
+      <w:proofErr w:type="gramStart"/>
+      <w:r>
+        <w:t>State(</w:t>
+      </w:r>
+      <w:proofErr w:type="gramEnd"/>
+      <w:r>
+        <w:t>"Order with ID 100 exists")</w:t>
+      </w:r>
+    </w:p>
+    <w:p>
+      <w:proofErr w:type="spellStart"/>
+      <w:r>
+        <w:t>WireMock</w:t>
+      </w:r>
+      <w:proofErr w:type="spellEnd"/>
+      <w:r>
+        <w:t xml:space="preserve"> returns</w:t>
+      </w:r>
+    </w:p>
+    <w:p>
+      <w:r>
+        <w:t>{</w:t>
+      </w:r>
+    </w:p>
+    <w:p>
+      <w:r>
+        <w:t xml:space="preserve">  "id":100,</w:t>
+      </w:r>
+    </w:p>
+    <w:p>
+      <w:r>
+        <w:t xml:space="preserve">  "</w:t>
+      </w:r>
+      <w:proofErr w:type="spellStart"/>
+      <w:r>
+        <w:t>status":"CONFIRMED</w:t>
+      </w:r>
+      <w:proofErr w:type="spellEnd"/>
+      <w:r>
+        <w:t>"</w:t>
+      </w:r>
+    </w:p>
+    <w:p>
+      <w:r>
+        <w:t>}</w:t>
+      </w:r>
+    </w:p>
+    <w:p>
+      <w:r>
+        <w:t>If the response matches the contract, the interaction passes.</w:t>
+      </w:r>
+    </w:p>
+    <w:p>
+      <w:r>
+        <w:pict w14:anchorId="7D6E7CC4">
+          <v:rect id="_x0000_i1048" style="width:0;height:1.5pt" o:hralign="center" o:hrstd="t" o:hr="t" fillcolor="#a0a0a0" stroked="f"/>
+        </w:pict>
+      </w:r>
+    </w:p>
+    <w:p>
+      <w:pPr>
+        <w:rPr>
+          <w:b/>
+          <w:bCs/>
+        </w:rPr>
+      </w:pPr>
+      <w:r>
+        <w:rPr>
+          <w:b/>
+          <w:bCs/>
+        </w:rPr>
+        <w:t>Publish Verification Results</w:t>
+      </w:r>
+    </w:p>
+    <w:p>
+      <w:r>
+        <w:t>-</w:t>
+      </w:r>
+      <w:proofErr w:type="spellStart"/>
+      <w:proofErr w:type="gramStart"/>
+      <w:r>
+        <w:t>Dpact.verifier.publishResults</w:t>
+      </w:r>
+      <w:proofErr w:type="spellEnd"/>
+      <w:proofErr w:type="gramEnd"/>
+      <w:r>
+        <w:t>=true</w:t>
+      </w:r>
+    </w:p>
+    <w:p>
+      <w:r>
+        <w:t>This uploads the verification result back to the Broker.</w:t>
+      </w:r>
+    </w:p>
+    <w:p>
+      <w:r>
+        <w:t>The Broker now knows:</w:t>
+      </w:r>
+    </w:p>
+    <w:p>
+      <w:r>
+        <w:t>OMS</w:t>
+      </w:r>
+    </w:p>
+    <w:p/>
+    <w:p>
+      <w:r>
+        <w:t>Version</w:t>
+      </w:r>
+    </w:p>
+    <w:p/>
+    <w:p>
+      <w:r>
+        <w:t>5b4ab418...</w:t>
+      </w:r>
+    </w:p>
+    <w:p>
+      <w:r>
+        <w:t>has successfully verified the contract.</w:t>
+      </w:r>
+    </w:p>
+    <w:p>
+      <w:r>
+        <w:lastRenderedPageBreak/>
+        <w:t>Without publishing verification results:</w:t>
+      </w:r>
+    </w:p>
+    <w:p>
+      <w:pPr>
+        <w:numPr>
+          <w:ilvl w:val="0"/>
+          <w:numId w:val="15"/>
+        </w:numPr>
+      </w:pPr>
+      <w:r>
+        <w:t>record-deployment fails.</w:t>
+      </w:r>
+    </w:p>
+    <w:p>
+      <w:pPr>
+        <w:numPr>
+          <w:ilvl w:val="0"/>
+          <w:numId w:val="15"/>
+        </w:numPr>
+      </w:pPr>
+      <w:r>
+        <w:t>can-</w:t>
+      </w:r>
+      <w:proofErr w:type="spellStart"/>
+      <w:r>
+        <w:t>i</w:t>
+      </w:r>
+      <w:proofErr w:type="spellEnd"/>
+      <w:r>
+        <w:t>-deploy cannot determine compatibility.</w:t>
+      </w:r>
+    </w:p>
+    <w:p>
+      <w:r>
+        <w:pict w14:anchorId="12B56E68">
+          <v:rect id="_x0000_i1049" style="width:0;height:1.5pt" o:hralign="center" o:hrstd="t" o:hr="t" fillcolor="#a0a0a0" stroked="f"/>
+        </w:pict>
+      </w:r>
+    </w:p>
+    <w:p>
+      <w:pPr>
+        <w:rPr>
+          <w:b/>
+          <w:bCs/>
+        </w:rPr>
+      </w:pPr>
+      <w:r>
+        <w:rPr>
+          <w:b/>
+          <w:bCs/>
+        </w:rPr>
+        <w:t>Step 7 – Record Provider Deployment</w:t>
+      </w:r>
+    </w:p>
+    <w:p>
+      <w:r>
+        <w:t>pact-broker record-deployment</w:t>
+      </w:r>
+    </w:p>
+    <w:p>
+      <w:r>
+        <w:t>Options</w:t>
+      </w:r>
+    </w:p>
+    <w:p>
+      <w:r>
+        <w:t>--</w:t>
+      </w:r>
+      <w:proofErr w:type="spellStart"/>
+      <w:r>
+        <w:t>pacticipant</w:t>
+      </w:r>
+      <w:proofErr w:type="spellEnd"/>
+      <w:r>
+        <w:t xml:space="preserve"> OMS</w:t>
+      </w:r>
+    </w:p>
+    <w:p>
+      <w:r>
+        <w:t>--version</w:t>
+      </w:r>
+    </w:p>
+    <w:p>
+      <w:r>
+        <w:t>--environment production</w:t>
+      </w:r>
+    </w:p>
+    <w:p>
+      <w:pPr>
+        <w:rPr>
+          <w:b/>
+          <w:bCs/>
+        </w:rPr>
+      </w:pPr>
+      <w:r>
+        <w:rPr>
+          <w:b/>
+          <w:bCs/>
+        </w:rPr>
+        <w:t>Purpose</w:t>
+      </w:r>
+    </w:p>
+    <w:p>
+      <w:r>
+        <w:t>Records that this Provider version has been deployed to Production.</w:t>
+      </w:r>
+    </w:p>
+    <w:p>
+      <w:r>
+        <w:t>The Broker stores deployment history.</w:t>
+      </w:r>
+    </w:p>
+    <w:p>
+      <w:r>
+        <w:t>This information is later used by can-</w:t>
+      </w:r>
+      <w:proofErr w:type="spellStart"/>
+      <w:r>
+        <w:t>i</w:t>
+      </w:r>
+      <w:proofErr w:type="spellEnd"/>
+      <w:r>
+        <w:t>-deploy.</w:t>
+      </w:r>
+    </w:p>
+    <w:p>
+      <w:r>
+        <w:pict w14:anchorId="5559415B">
+          <v:rect id="_x0000_i1050" style="width:0;height:1.5pt" o:hralign="center" o:hrstd="t" o:hr="t" fillcolor="#a0a0a0" stroked="f"/>
+        </w:pict>
+      </w:r>
+    </w:p>
+    <w:p>
+      <w:pPr>
+        <w:rPr>
+          <w:b/>
+          <w:bCs/>
+        </w:rPr>
+      </w:pPr>
+      <w:r>
+        <w:rPr>
+          <w:b/>
+          <w:bCs/>
+        </w:rPr>
+        <w:t>Step 8 – Can I Deploy</w:t>
+      </w:r>
+    </w:p>
+    <w:p>
+      <w:r>
+        <w:t>pact-broker can-</w:t>
+      </w:r>
+      <w:proofErr w:type="spellStart"/>
+      <w:r>
+        <w:t>i</w:t>
+      </w:r>
+      <w:proofErr w:type="spellEnd"/>
+      <w:r>
+        <w:t>-deploy</w:t>
+      </w:r>
+    </w:p>
+    <w:p>
+      <w:r>
+        <w:t>Options</w:t>
+      </w:r>
+    </w:p>
+    <w:p>
+      <w:r>
+        <w:t>--</w:t>
+      </w:r>
+      <w:proofErr w:type="spellStart"/>
+      <w:r>
+        <w:t>pacticipant</w:t>
+      </w:r>
+      <w:proofErr w:type="spellEnd"/>
+      <w:r>
+        <w:t xml:space="preserve"> POS</w:t>
+      </w:r>
+    </w:p>
+    <w:p>
+      <w:r>
+        <w:t>--version</w:t>
+      </w:r>
+    </w:p>
+    <w:p>
+      <w:r>
+        <w:t>--to-environment production</w:t>
+      </w:r>
+    </w:p>
+    <w:p>
+      <w:pPr>
+        <w:rPr>
+          <w:b/>
+          <w:bCs/>
+        </w:rPr>
+      </w:pPr>
+      <w:r>
+        <w:rPr>
+          <w:b/>
+          <w:bCs/>
+        </w:rPr>
+        <w:t>Purpose</w:t>
+      </w:r>
+    </w:p>
+    <w:p>
+      <w:r>
+        <w:t>Checks whether the Consumer is compatible with the Provider currently deployed to Production.</w:t>
+      </w:r>
+    </w:p>
     <w:p/>
     <w:p/>
     <w:p/>
     <w:p/>
+    <w:p>
+      <w:r>
+        <w:lastRenderedPageBreak/>
+        <w:t>The Broker compares:</w:t>
+      </w:r>
+    </w:p>
+    <w:p>
+      <w:r>
+        <w:t>Consumer Contract</w:t>
+      </w:r>
+    </w:p>
+    <w:p>
+      <w:r>
+        <w:t>↓</w:t>
+      </w:r>
+    </w:p>
+    <w:p>
+      <w:r>
+        <w:t>Provider Verification</w:t>
+      </w:r>
+    </w:p>
+    <w:p>
+      <w:r>
+        <w:t>↓</w:t>
+      </w:r>
+    </w:p>
+    <w:p>
+      <w:r>
+        <w:t>Provider Deployment</w:t>
+      </w:r>
+    </w:p>
+    <w:p>
+      <w:r>
+        <w:t>If compatible</w:t>
+      </w:r>
+    </w:p>
+    <w:p>
+      <w:r>
+        <w:t>---</w:t>
+      </w:r>
+      <w:r>
+        <w:t>Computer says yes</w:t>
+      </w:r>
+    </w:p>
+    <w:p>
+      <w:r>
+        <w:t>Otherwise</w:t>
+      </w:r>
+    </w:p>
+    <w:p>
+      <w:r>
+        <w:t>---</w:t>
+      </w:r>
+      <w:r>
+        <w:t>Computer says no</w:t>
+      </w:r>
+    </w:p>
+    <w:p>
+      <w:r>
+        <w:t>Deployment Allowed / Blocked</w:t>
+      </w:r>
+    </w:p>
     <w:p/>
-    <w:p/>
-    <w:p/>
-    <w:p/>
-    <w:p/>
-    <w:p/>
-    <w:p/>
-    <w:p/>
-    <w:p/>
-    <w:p/>
-    <w:p>
-      <w:r>
-        <w:t>The pipeline performs the following tasks:</w:t>
-      </w:r>
-    </w:p>
-    <w:p>
-      <w:pPr>
-        <w:numPr>
-          <w:ilvl w:val="0"/>
-          <w:numId w:val="9"/>
-        </w:numPr>
-      </w:pPr>
-      <w:r>
-        <w:t>Checks out the source code.</w:t>
-      </w:r>
-    </w:p>
-    <w:p>
-      <w:pPr>
-        <w:numPr>
-          <w:ilvl w:val="0"/>
-          <w:numId w:val="9"/>
-        </w:numPr>
-      </w:pPr>
-      <w:r>
-        <w:t>Sets up the Java environment.</w:t>
-      </w:r>
-    </w:p>
-    <w:p>
-      <w:pPr>
-        <w:numPr>
-          <w:ilvl w:val="0"/>
-          <w:numId w:val="9"/>
-        </w:numPr>
-      </w:pPr>
-      <w:r>
-        <w:t>Installs the Pact CLI.</w:t>
-      </w:r>
-    </w:p>
-    <w:p>
-      <w:pPr>
-        <w:numPr>
-          <w:ilvl w:val="0"/>
-          <w:numId w:val="9"/>
-        </w:numPr>
-      </w:pPr>
-      <w:r>
-        <w:t>Starts a local Pact Broker using Docker.</w:t>
-      </w:r>
-    </w:p>
-    <w:p>
-      <w:pPr>
-        <w:numPr>
-          <w:ilvl w:val="0"/>
-          <w:numId w:val="9"/>
-        </w:numPr>
-      </w:pPr>
-      <w:r>
-        <w:t>Runs Consumer Pact tests and generates Pact contracts.</w:t>
-      </w:r>
-    </w:p>
-    <w:p>
-      <w:pPr>
-        <w:numPr>
-          <w:ilvl w:val="0"/>
-          <w:numId w:val="9"/>
-        </w:numPr>
-      </w:pPr>
-      <w:r>
-        <w:t>Publishes the generated contracts to the Pact Broker.</w:t>
-      </w:r>
-    </w:p>
-    <w:p>
-      <w:pPr>
-        <w:numPr>
-          <w:ilvl w:val="0"/>
-          <w:numId w:val="9"/>
-        </w:numPr>
-      </w:pPr>
-      <w:r>
-        <w:t>Runs Provider verification against the published contracts.</w:t>
-      </w:r>
-    </w:p>
-    <w:p>
-      <w:pPr>
-        <w:numPr>
-          <w:ilvl w:val="0"/>
-          <w:numId w:val="9"/>
-        </w:numPr>
-      </w:pPr>
-      <w:r>
-        <w:t>Publishes Provider verification results to the Pact Broker.</w:t>
-      </w:r>
-    </w:p>
-    <w:p>
-      <w:pPr>
-        <w:numPr>
-          <w:ilvl w:val="0"/>
-          <w:numId w:val="9"/>
-        </w:numPr>
-      </w:pPr>
-      <w:r>
-        <w:t>Records the Provider deployment.</w:t>
-      </w:r>
-    </w:p>
-    <w:p>
-      <w:pPr>
-        <w:numPr>
-          <w:ilvl w:val="0"/>
-          <w:numId w:val="9"/>
-        </w:numPr>
-      </w:pPr>
-      <w:r>
-        <w:t>Checks whether the Consumer can safely be deployed using can-i-deploy.</w:t>
-      </w:r>
-    </w:p>
-    <w:p>
-      <w:r>
-        <w:pict w14:anchorId="3BD3213C">
-          <v:rect id="_x0000_i1235" style="width:0;height:1.5pt" o:hralign="center" o:hrstd="t" o:hr="t" fillcolor="#a0a0a0" stroked="f"/>
-        </w:pict>
-      </w:r>
-    </w:p>
-    <w:p>
-      <w:pPr>
-        <w:rPr>
-          <w:b/>
-          <w:bCs/>
-        </w:rPr>
-      </w:pPr>
-      <w:r>
-        <w:rPr>
-          <w:b/>
-          <w:bCs/>
-        </w:rPr>
-        <w:t>Workflow Trigger</w:t>
-      </w:r>
-    </w:p>
-    <w:p>
-      <w:r>
-        <w:lastRenderedPageBreak/>
-        <w:t>on: [push, pull_request]</w:t>
-      </w:r>
-    </w:p>
-    <w:p>
-      <w:pPr>
-        <w:rPr>
-          <w:b/>
-          <w:bCs/>
-        </w:rPr>
-      </w:pPr>
-      <w:r>
-        <w:rPr>
-          <w:b/>
-          <w:bCs/>
-        </w:rPr>
-        <w:t>Explanation</w:t>
-      </w:r>
-      <w:r>
-        <w:rPr>
-          <w:b/>
-          <w:bCs/>
-        </w:rPr>
-        <w:t xml:space="preserve">: </w:t>
-      </w:r>
-      <w:r>
-        <w:t>The workflow is automatically executed whenever:</w:t>
-      </w:r>
-    </w:p>
-    <w:p>
-      <w:pPr>
-        <w:rPr>
-          <w:b/>
-          <w:bCs/>
-        </w:rPr>
-      </w:pPr>
-      <w:r>
-        <w:rPr>
-          <w:b/>
-          <w:bCs/>
-        </w:rPr>
-        <w:t>Job Definition</w:t>
-      </w:r>
-    </w:p>
-    <w:p>
-      <w:r>
-        <w:t>jobs:</w:t>
-      </w:r>
-    </w:p>
-    <w:p>
-      <w:r>
-        <w:t xml:space="preserve">  build:</w:t>
-      </w:r>
-    </w:p>
-    <w:p>
-      <w:r>
-        <w:t xml:space="preserve">    runs-on: ubuntu-latest</w:t>
-      </w:r>
-    </w:p>
-    <w:p>
-      <w:pPr>
-        <w:rPr>
-          <w:b/>
-          <w:bCs/>
-        </w:rPr>
-      </w:pPr>
-      <w:r>
-        <w:rPr>
-          <w:b/>
-          <w:bCs/>
-        </w:rPr>
-        <w:t>Explanation</w:t>
-      </w:r>
-    </w:p>
-    <w:p>
-      <w:r>
-        <w:t xml:space="preserve">Creates a single job named </w:t>
-      </w:r>
-      <w:r>
-        <w:rPr>
-          <w:b/>
-          <w:bCs/>
-        </w:rPr>
-        <w:t>build</w:t>
-      </w:r>
-      <w:r>
-        <w:t>.</w:t>
-      </w:r>
-    </w:p>
-    <w:p>
-      <w:r>
-        <w:t>GitHub provisions an Ubuntu virtual machine where all the remaining steps are executed.</w:t>
-      </w:r>
-    </w:p>
-    <w:p>
-      <w:r>
-        <w:pict w14:anchorId="27CCBB21">
-          <v:rect id="_x0000_i1237" style="width:0;height:1.5pt" o:hralign="center" o:hrstd="t" o:hr="t" fillcolor="#a0a0a0" stroked="f"/>
-        </w:pict>
-      </w:r>
-    </w:p>
-    <w:p>
-      <w:pPr>
-        <w:rPr>
-          <w:b/>
-          <w:bCs/>
-        </w:rPr>
-      </w:pPr>
-      <w:r>
-        <w:rPr>
-          <w:b/>
-          <w:bCs/>
-        </w:rPr>
-        <w:t>Step 0 – Checkout Source Code</w:t>
-      </w:r>
-    </w:p>
-    <w:p>
-      <w:r>
-        <w:t>- name: Checkout Code</w:t>
-      </w:r>
-    </w:p>
-    <w:p>
-      <w:r>
-        <w:t xml:space="preserve">  uses: actions/checkout@v5</w:t>
-      </w:r>
-    </w:p>
-    <w:p>
-      <w:pPr>
-        <w:rPr>
-          <w:b/>
-          <w:bCs/>
-        </w:rPr>
-      </w:pPr>
-      <w:r>
-        <w:rPr>
-          <w:b/>
-          <w:bCs/>
-        </w:rPr>
-        <w:t>Purpose</w:t>
-      </w:r>
-    </w:p>
-    <w:p>
-      <w:r>
-        <w:t>Downloads the latest repository code into the GitHub Actions runner.</w:t>
-      </w:r>
-    </w:p>
-    <w:p>
-      <w:r>
-        <w:t>Without this step, Maven would not have access to the project files.</w:t>
-      </w:r>
-    </w:p>
-    <w:p>
-      <w:r>
-        <w:pict w14:anchorId="7433A94B">
-          <v:rect id="_x0000_i1238" style="width:0;height:1.5pt" o:hralign="center" o:hrstd="t" o:hr="t" fillcolor="#a0a0a0" stroked="f"/>
-        </w:pict>
-      </w:r>
-    </w:p>
-    <w:p>
-      <w:pPr>
-        <w:rPr>
-          <w:b/>
-          <w:bCs/>
-        </w:rPr>
-      </w:pPr>
-      <w:r>
-        <w:rPr>
-          <w:b/>
-          <w:bCs/>
-        </w:rPr>
-        <w:t>Step 1 – Setup Java</w:t>
-      </w:r>
-    </w:p>
-    <w:p>
-      <w:r>
-        <w:t>- name: Set up Java</w:t>
-      </w:r>
-    </w:p>
-    <w:p>
-      <w:r>
-        <w:t>Uses:</w:t>
-      </w:r>
-    </w:p>
-    <w:p>
-      <w:r>
-        <w:t>actions/setup-java@v5</w:t>
-      </w:r>
-    </w:p>
-    <w:p>
-      <w:r>
-        <w:t>with</w:t>
-      </w:r>
-    </w:p>
-    <w:p>
-      <w:r>
-        <w:t>distribution: temurin</w:t>
-      </w:r>
-    </w:p>
-    <w:p>
-      <w:r>
-        <w:t>java-version: 22</w:t>
-      </w:r>
-    </w:p>
-    <w:p>
-      <w:r>
-        <w:t>cache: maven</w:t>
-      </w:r>
-    </w:p>
-    <w:p>
-      <w:pPr>
-        <w:rPr>
-          <w:b/>
-          <w:bCs/>
-        </w:rPr>
-      </w:pPr>
-      <w:r>
-        <w:rPr>
-          <w:b/>
-          <w:bCs/>
-        </w:rPr>
-        <w:t>Purpose</w:t>
-      </w:r>
-    </w:p>
-    <w:p>
-      <w:r>
-        <w:t>Installs Java 22.</w:t>
-      </w:r>
-    </w:p>
-    <w:p>
-      <w:r>
-        <w:lastRenderedPageBreak/>
-        <w:t>The Maven cache significantly speeds up subsequent workflow executions by reusing downloaded dependencies.</w:t>
-      </w:r>
-    </w:p>
-    <w:p>
-      <w:r>
-        <w:pict w14:anchorId="7CF286F2">
-          <v:rect id="_x0000_i1239" style="width:0;height:1.5pt" o:hralign="center" o:hrstd="t" o:hr="t" fillcolor="#a0a0a0" stroked="f"/>
-        </w:pict>
-      </w:r>
-    </w:p>
-    <w:p>
-      <w:pPr>
-        <w:rPr>
-          <w:b/>
-          <w:bCs/>
-        </w:rPr>
-      </w:pPr>
-      <w:r>
-        <w:rPr>
-          <w:b/>
-          <w:bCs/>
-        </w:rPr>
-        <w:t>Step 2 – Install Pact CLI</w:t>
-      </w:r>
-    </w:p>
-    <w:p>
-      <w:r>
-        <w:t>curl ...</w:t>
-      </w:r>
-    </w:p>
-    <w:p>
-      <w:pPr>
-        <w:rPr>
-          <w:b/>
-          <w:bCs/>
-        </w:rPr>
-      </w:pPr>
-      <w:r>
-        <w:rPr>
-          <w:b/>
-          <w:bCs/>
-        </w:rPr>
-        <w:t>Purpose</w:t>
-      </w:r>
-    </w:p>
-    <w:p>
-      <w:r>
-        <w:t>Downloads and installs the Pact CLI.</w:t>
-      </w:r>
-    </w:p>
-    <w:p>
-      <w:r>
-        <w:t>The CLI provides commands such as:</w:t>
-      </w:r>
-    </w:p>
-    <w:p>
-      <w:pPr>
-        <w:numPr>
-          <w:ilvl w:val="0"/>
-          <w:numId w:val="11"/>
-        </w:numPr>
-      </w:pPr>
-      <w:r>
-        <w:t>pact-broker publish</w:t>
-      </w:r>
-    </w:p>
-    <w:p>
-      <w:pPr>
-        <w:numPr>
-          <w:ilvl w:val="0"/>
-          <w:numId w:val="11"/>
-        </w:numPr>
-      </w:pPr>
-      <w:r>
-        <w:t>pact-broker can-i-deploy</w:t>
-      </w:r>
-    </w:p>
-    <w:p>
-      <w:pPr>
-        <w:numPr>
-          <w:ilvl w:val="0"/>
-          <w:numId w:val="11"/>
-        </w:numPr>
-      </w:pPr>
-      <w:r>
-        <w:t>pact-broker record-deployment</w:t>
-      </w:r>
-    </w:p>
-    <w:p>
-      <w:r>
-        <w:t>These commands interact with the Pact Broker.</w:t>
-      </w:r>
-    </w:p>
-    <w:p>
-      <w:r>
-        <w:pict w14:anchorId="7F2FF6E9">
-          <v:rect id="_x0000_i1240" style="width:0;height:1.5pt" o:hralign="center" o:hrstd="t" o:hr="t" fillcolor="#a0a0a0" stroked="f"/>
-        </w:pict>
-      </w:r>
-    </w:p>
-    <w:p>
-      <w:pPr>
-        <w:rPr>
-          <w:b/>
-          <w:bCs/>
-        </w:rPr>
-      </w:pPr>
-      <w:r>
-        <w:rPr>
-          <w:b/>
-          <w:bCs/>
-        </w:rPr>
-        <w:t>Step 3 – Start Pact Broker</w:t>
-      </w:r>
-    </w:p>
-    <w:p>
-      <w:r>
-        <w:t>docker compose up -d --wait</w:t>
-      </w:r>
-    </w:p>
-    <w:p>
-      <w:pPr>
-        <w:rPr>
-          <w:b/>
-          <w:bCs/>
-        </w:rPr>
-      </w:pPr>
-      <w:r>
-        <w:rPr>
-          <w:b/>
-          <w:bCs/>
-        </w:rPr>
-        <w:t>Purpose</w:t>
-      </w:r>
-    </w:p>
-    <w:p>
-      <w:r>
-        <w:t>Starts a local Pact Broker inside Docker.</w:t>
-      </w:r>
-    </w:p>
-    <w:p>
-      <w:r>
-        <w:t>The Broker stores:</w:t>
-      </w:r>
-    </w:p>
-    <w:p>
-      <w:pPr>
-        <w:numPr>
-          <w:ilvl w:val="0"/>
-          <w:numId w:val="12"/>
-        </w:numPr>
-      </w:pPr>
-      <w:r>
-        <w:t>Consumer contracts</w:t>
-      </w:r>
-    </w:p>
-    <w:p>
-      <w:pPr>
-        <w:numPr>
-          <w:ilvl w:val="0"/>
-          <w:numId w:val="12"/>
-        </w:numPr>
-      </w:pPr>
-      <w:r>
-        <w:t>Provider verification results</w:t>
-      </w:r>
-    </w:p>
-    <w:p>
-      <w:pPr>
-        <w:numPr>
-          <w:ilvl w:val="0"/>
-          <w:numId w:val="12"/>
-        </w:numPr>
-      </w:pPr>
-      <w:r>
-        <w:t>Deployment records</w:t>
-      </w:r>
-    </w:p>
-    <w:p>
-      <w:pPr>
-        <w:numPr>
-          <w:ilvl w:val="0"/>
-          <w:numId w:val="12"/>
-        </w:numPr>
-      </w:pPr>
-      <w:r>
-        <w:t>Environment information</w:t>
-      </w:r>
-    </w:p>
-    <w:p>
-      <w:r>
-        <w:t>Without a running Broker, contracts cannot be published or verified.</w:t>
-      </w:r>
-    </w:p>
-    <w:p>
-      <w:r>
-        <w:pict w14:anchorId="6E20325E">
-          <v:rect id="_x0000_i1241" style="width:0;height:1.5pt" o:hralign="center" o:hrstd="t" o:hr="t" fillcolor="#a0a0a0" stroked="f"/>
-        </w:pict>
-      </w:r>
-    </w:p>
-    <w:p>
-      <w:pPr>
-        <w:rPr>
-          <w:b/>
-          <w:bCs/>
-        </w:rPr>
-      </w:pPr>
-      <w:r>
-        <w:rPr>
-          <w:b/>
-          <w:bCs/>
-        </w:rPr>
-        <w:t>Step 4 – Run Consumer Tests</w:t>
-      </w:r>
-    </w:p>
-    <w:p>
-      <w:r>
-        <w:t>mvn -Dtest=PosOmsConsumerPactTest test</w:t>
-      </w:r>
-    </w:p>
-    <w:p>
-      <w:pPr>
-        <w:rPr>
-          <w:b/>
-          <w:bCs/>
-        </w:rPr>
-      </w:pPr>
-      <w:r>
-        <w:rPr>
-          <w:b/>
-          <w:bCs/>
-        </w:rPr>
-        <w:t>Purpose</w:t>
-      </w:r>
-    </w:p>
-    <w:p>
-      <w:r>
-        <w:t>Runs only the Consumer Pact tests.</w:t>
-      </w:r>
-    </w:p>
-    <w:p>
-      <w:r>
-        <w:lastRenderedPageBreak/>
-        <w:t>The tests:</w:t>
-      </w:r>
-    </w:p>
-    <w:p>
-      <w:pPr>
-        <w:numPr>
-          <w:ilvl w:val="0"/>
-          <w:numId w:val="13"/>
-        </w:numPr>
-      </w:pPr>
-      <w:r>
-        <w:t>Start a Pact Mock Server.</w:t>
-      </w:r>
-    </w:p>
-    <w:p>
-      <w:pPr>
-        <w:numPr>
-          <w:ilvl w:val="0"/>
-          <w:numId w:val="13"/>
-        </w:numPr>
-      </w:pPr>
-      <w:r>
-        <w:t>Send requests from the Consumer.</w:t>
-      </w:r>
-    </w:p>
-    <w:p>
-      <w:pPr>
-        <w:numPr>
-          <w:ilvl w:val="0"/>
-          <w:numId w:val="13"/>
-        </w:numPr>
-      </w:pPr>
-      <w:r>
-        <w:t>Verify the expected responses.</w:t>
-      </w:r>
-    </w:p>
-    <w:p>
-      <w:pPr>
-        <w:numPr>
-          <w:ilvl w:val="0"/>
-          <w:numId w:val="13"/>
-        </w:numPr>
-      </w:pPr>
-      <w:r>
-        <w:t>Generate a Pact contract.</w:t>
-      </w:r>
-    </w:p>
-    <w:p>
-      <w:r>
-        <w:t>Output:</w:t>
-      </w:r>
-    </w:p>
-    <w:p>
-      <w:r>
-        <w:t>target/pacts/POS-OMS.json</w:t>
-      </w:r>
-    </w:p>
-    <w:p>
-      <w:r>
-        <w:t>This file represents the contract between the Consumer and Provider.</w:t>
-      </w:r>
-    </w:p>
-    <w:p>
-      <w:r>
-        <w:pict w14:anchorId="64392560">
-          <v:rect id="_x0000_i1242" style="width:0;height:1.5pt" o:hralign="center" o:hrstd="t" o:hr="t" fillcolor="#a0a0a0" stroked="f"/>
-        </w:pict>
-      </w:r>
-    </w:p>
-    <w:p>
-      <w:pPr>
-        <w:rPr>
-          <w:b/>
-          <w:bCs/>
-        </w:rPr>
-      </w:pPr>
-      <w:r>
-        <w:rPr>
-          <w:b/>
-          <w:bCs/>
-        </w:rPr>
-        <w:t>Step 5 – Publish Consumer Contracts</w:t>
-      </w:r>
-    </w:p>
-    <w:p>
-      <w:r>
-        <w:t>pact-broker publish target/pacts</w:t>
-      </w:r>
-    </w:p>
-    <w:p>
-      <w:r>
-        <w:t>Options:</w:t>
-      </w:r>
-    </w:p>
-    <w:p>
-      <w:r>
-        <w:t>--consumer-app-version=${{ github.sha }}</w:t>
-      </w:r>
-    </w:p>
-    <w:p/>
-    <w:p>
-      <w:r>
-        <w:t>--branch=main</w:t>
-      </w:r>
-    </w:p>
-    <w:p/>
-    <w:p>
-      <w:r>
-        <w:t>--broker-base-url=http://127.0.0.1:9292</w:t>
-      </w:r>
-    </w:p>
-    <w:p>
-      <w:pPr>
-        <w:rPr>
-          <w:b/>
-          <w:bCs/>
-        </w:rPr>
-      </w:pPr>
-      <w:r>
-        <w:rPr>
-          <w:b/>
-          <w:bCs/>
-        </w:rPr>
-        <w:t>Purpose</w:t>
-      </w:r>
-    </w:p>
-    <w:p>
-      <w:r>
-        <w:t>Publishes the generated Pact contract to the Broker.</w:t>
-      </w:r>
-    </w:p>
-    <w:p>
-      <w:pPr>
-        <w:rPr>
-          <w:b/>
-          <w:bCs/>
-        </w:rPr>
-      </w:pPr>
-      <w:r>
-        <w:rPr>
-          <w:b/>
-          <w:bCs/>
-        </w:rPr>
-        <w:t>consumer-app-version</w:t>
-      </w:r>
-    </w:p>
-    <w:p>
-      <w:r>
-        <w:t>Uses the Git commit SHA.</w:t>
-      </w:r>
-    </w:p>
-    <w:p>
-      <w:r>
-        <w:t>Each commit receives a unique contract version.</w:t>
-      </w:r>
-    </w:p>
-    <w:p>
-      <w:r>
-        <w:t>Example</w:t>
-      </w:r>
-    </w:p>
-    <w:p>
-      <w:r>
-        <w:t>POS</w:t>
-      </w:r>
-    </w:p>
-    <w:p/>
-    <w:p>
-      <w:r>
-        <w:t>Version</w:t>
-      </w:r>
-    </w:p>
-    <w:p/>
-    <w:p>
-      <w:r>
-        <w:t>5b4ab4186a3...</w:t>
-      </w:r>
-    </w:p>
-    <w:p>
-      <w:pPr>
-        <w:rPr>
-          <w:b/>
-          <w:bCs/>
-        </w:rPr>
-      </w:pPr>
-      <w:r>
-        <w:rPr>
-          <w:b/>
-          <w:bCs/>
-        </w:rPr>
-        <w:lastRenderedPageBreak/>
-        <w:t>branch</w:t>
-      </w:r>
-    </w:p>
-    <w:p>
-      <w:r>
-        <w:t>Specifies the Git branch that produced the contract.</w:t>
-      </w:r>
-    </w:p>
-    <w:p>
-      <w:pPr>
-        <w:rPr>
-          <w:b/>
-          <w:bCs/>
-        </w:rPr>
-      </w:pPr>
-      <w:r>
-        <w:rPr>
-          <w:b/>
-          <w:bCs/>
-        </w:rPr>
-        <w:t>broker-base-url</w:t>
-      </w:r>
-    </w:p>
-    <w:p>
-      <w:r>
-        <w:t>URL of the Pact Broker.</w:t>
-      </w:r>
-    </w:p>
-    <w:p>
-      <w:r>
-        <w:pict w14:anchorId="7F5BBCFF">
-          <v:rect id="_x0000_i1243" style="width:0;height:1.5pt" o:hralign="center" o:hrstd="t" o:hr="t" fillcolor="#a0a0a0" stroked="f"/>
-        </w:pict>
-      </w:r>
-    </w:p>
-    <w:p>
-      <w:pPr>
-        <w:rPr>
-          <w:b/>
-          <w:bCs/>
-        </w:rPr>
-      </w:pPr>
-      <w:r>
-        <w:rPr>
-          <w:b/>
-          <w:bCs/>
-        </w:rPr>
-        <w:t>Step 6 – Run Provider Verification</w:t>
-      </w:r>
-    </w:p>
-    <w:p>
-      <w:r>
-        <w:t>mvn</w:t>
-      </w:r>
-    </w:p>
-    <w:p>
-      <w:r>
-        <w:t>Runs</w:t>
-      </w:r>
-    </w:p>
-    <w:p>
-      <w:r>
-        <w:t>OmsProviderVerificationTest</w:t>
-      </w:r>
-    </w:p>
-    <w:p>
-      <w:r>
-        <w:t>with</w:t>
-      </w:r>
-    </w:p>
-    <w:p>
-      <w:r>
-        <w:t>-Dpact.verifier.publishResults=true</w:t>
-      </w:r>
-    </w:p>
-    <w:p>
-      <w:r>
-        <w:t>-Dpact.provider.version=${{ github.sha }}</w:t>
-      </w:r>
-    </w:p>
-    <w:p>
-      <w:pPr>
-        <w:rPr>
-          <w:b/>
-          <w:bCs/>
-        </w:rPr>
-      </w:pPr>
-      <w:r>
-        <w:rPr>
-          <w:b/>
-          <w:bCs/>
-        </w:rPr>
-        <w:t>Purpose</w:t>
-      </w:r>
-    </w:p>
-    <w:p>
-      <w:r>
-        <w:t>Downloads the published contract from the Broker.</w:t>
-      </w:r>
-    </w:p>
-    <w:p>
-      <w:r>
-        <w:t>For each interaction:</w:t>
-      </w:r>
-    </w:p>
-    <w:p>
-      <w:pPr>
-        <w:numPr>
-          <w:ilvl w:val="0"/>
-          <w:numId w:val="14"/>
-        </w:numPr>
-      </w:pPr>
-      <w:r>
-        <w:t>Calls the matching @State method.</w:t>
-      </w:r>
-    </w:p>
-    <w:p>
-      <w:pPr>
-        <w:numPr>
-          <w:ilvl w:val="0"/>
-          <w:numId w:val="14"/>
-        </w:numPr>
-      </w:pPr>
-      <w:r>
-        <w:t>Configures WireMock.</w:t>
-      </w:r>
-    </w:p>
-    <w:p>
-      <w:pPr>
-        <w:numPr>
-          <w:ilvl w:val="0"/>
-          <w:numId w:val="14"/>
-        </w:numPr>
-      </w:pPr>
-      <w:r>
-        <w:t>Sends the request.</w:t>
-      </w:r>
-    </w:p>
-    <w:p>
-      <w:pPr>
-        <w:numPr>
-          <w:ilvl w:val="0"/>
-          <w:numId w:val="14"/>
-        </w:numPr>
-      </w:pPr>
-      <w:r>
-        <w:t>Compares the actual response with the expected contract.</w:t>
-      </w:r>
-    </w:p>
-    <w:p>
-      <w:r>
-        <w:t>Example</w:t>
-      </w:r>
-    </w:p>
-    <w:p>
-      <w:r>
-        <w:t>Consumer Contract</w:t>
-      </w:r>
-    </w:p>
-    <w:p>
-      <w:r>
-        <w:t>GET /orders/100</w:t>
-      </w:r>
-    </w:p>
-    <w:p>
-      <w:r>
-        <w:t>Provider State</w:t>
-      </w:r>
-    </w:p>
-    <w:p>
-      <w:r>
-        <w:t>@State("Order with ID 100 exists")</w:t>
-      </w:r>
-    </w:p>
-    <w:p>
-      <w:r>
-        <w:t>WireMock returns</w:t>
-      </w:r>
-    </w:p>
-    <w:p>
-      <w:r>
-        <w:t>{</w:t>
-      </w:r>
-    </w:p>
-    <w:p>
-      <w:r>
-        <w:t xml:space="preserve">  "id":100,</w:t>
-      </w:r>
-    </w:p>
-    <w:p>
-      <w:r>
-        <w:t xml:space="preserve">  "status":"CONFIRMED"</w:t>
-      </w:r>
-    </w:p>
-    <w:p>
-      <w:r>
-        <w:lastRenderedPageBreak/>
-        <w:t>}</w:t>
-      </w:r>
-    </w:p>
-    <w:p>
-      <w:r>
-        <w:t>If the response matches the contract, the interaction passes.</w:t>
-      </w:r>
-    </w:p>
-    <w:p>
-      <w:r>
-        <w:pict w14:anchorId="7D6E7CC4">
-          <v:rect id="_x0000_i1244" style="width:0;height:1.5pt" o:hralign="center" o:hrstd="t" o:hr="t" fillcolor="#a0a0a0" stroked="f"/>
-        </w:pict>
-      </w:r>
-    </w:p>
-    <w:p>
-      <w:pPr>
-        <w:rPr>
-          <w:b/>
-          <w:bCs/>
-        </w:rPr>
-      </w:pPr>
-      <w:r>
-        <w:rPr>
-          <w:b/>
-          <w:bCs/>
-        </w:rPr>
-        <w:t>Publish Verification Results</w:t>
-      </w:r>
-    </w:p>
-    <w:p>
-      <w:r>
-        <w:t>-Dpact.verifier.publishResults=true</w:t>
-      </w:r>
-    </w:p>
-    <w:p>
-      <w:r>
-        <w:t>This uploads the verification result back to the Broker.</w:t>
-      </w:r>
-    </w:p>
-    <w:p>
-      <w:r>
-        <w:t>The Broker now knows:</w:t>
-      </w:r>
-    </w:p>
-    <w:p>
-      <w:r>
-        <w:t>OMS</w:t>
-      </w:r>
-    </w:p>
-    <w:p/>
-    <w:p>
-      <w:r>
-        <w:t>Version</w:t>
-      </w:r>
-    </w:p>
-    <w:p/>
-    <w:p>
-      <w:r>
-        <w:t>5b4ab418...</w:t>
-      </w:r>
-    </w:p>
-    <w:p>
-      <w:r>
-        <w:t>has successfully verified the contract.</w:t>
-      </w:r>
-    </w:p>
-    <w:p>
-      <w:r>
-        <w:t>Without publishing verification results:</w:t>
-      </w:r>
-    </w:p>
-    <w:p>
-      <w:pPr>
-        <w:numPr>
-          <w:ilvl w:val="0"/>
-          <w:numId w:val="15"/>
-        </w:numPr>
-      </w:pPr>
-      <w:r>
-        <w:t>record-deployment fails.</w:t>
-      </w:r>
-    </w:p>
-    <w:p>
-      <w:pPr>
-        <w:numPr>
-          <w:ilvl w:val="0"/>
-          <w:numId w:val="15"/>
-        </w:numPr>
-      </w:pPr>
-      <w:r>
-        <w:t>can-i-deploy cannot determine compatibility.</w:t>
-      </w:r>
-    </w:p>
-    <w:p>
-      <w:r>
-        <w:pict w14:anchorId="12B56E68">
-          <v:rect id="_x0000_i1245" style="width:0;height:1.5pt" o:hralign="center" o:hrstd="t" o:hr="t" fillcolor="#a0a0a0" stroked="f"/>
-        </w:pict>
-      </w:r>
-    </w:p>
-    <w:p>
-      <w:pPr>
-        <w:rPr>
-          <w:b/>
-          <w:bCs/>
-        </w:rPr>
-      </w:pPr>
-      <w:r>
-        <w:rPr>
-          <w:b/>
-          <w:bCs/>
-        </w:rPr>
-        <w:t>Step 7 – Record Provider Deployment</w:t>
-      </w:r>
-    </w:p>
-    <w:p>
-      <w:r>
-        <w:t>pact-broker record-deployment</w:t>
-      </w:r>
-    </w:p>
-    <w:p>
-      <w:r>
-        <w:t>Options</w:t>
-      </w:r>
-    </w:p>
-    <w:p>
-      <w:r>
-        <w:t>--pacticipant OMS</w:t>
-      </w:r>
-    </w:p>
-    <w:p>
-      <w:r>
-        <w:t>--version</w:t>
-      </w:r>
-    </w:p>
-    <w:p>
-      <w:r>
-        <w:t>--environment production</w:t>
-      </w:r>
-    </w:p>
-    <w:p>
-      <w:pPr>
-        <w:rPr>
-          <w:b/>
-          <w:bCs/>
-        </w:rPr>
-      </w:pPr>
-      <w:r>
-        <w:rPr>
-          <w:b/>
-          <w:bCs/>
-        </w:rPr>
-        <w:t>Purpose</w:t>
-      </w:r>
-    </w:p>
-    <w:p>
-      <w:r>
-        <w:t>Records that this Provider version has been deployed to Production.</w:t>
-      </w:r>
-    </w:p>
-    <w:p>
-      <w:r>
-        <w:t>The Broker stores deployment history.</w:t>
-      </w:r>
-    </w:p>
-    <w:p>
-      <w:r>
-        <w:t>Example</w:t>
-      </w:r>
-    </w:p>
-    <w:p>
-      <w:r>
-        <w:t>OMS</w:t>
-      </w:r>
-    </w:p>
-    <w:p/>
-    <w:p>
-      <w:r>
-        <w:t>Version</w:t>
-      </w:r>
-    </w:p>
-    <w:p/>
-    <w:p>
-      <w:r>
-        <w:t>5b4ab418...</w:t>
-      </w:r>
-    </w:p>
-    <w:p/>
-    <w:p>
-      <w:r>
-        <w:t>Environment</w:t>
-      </w:r>
-    </w:p>
-    <w:p/>
-    <w:p>
-      <w:r>
-        <w:t>Production</w:t>
-      </w:r>
-    </w:p>
-    <w:p>
-      <w:r>
-        <w:t>This information is later used by can-i-deploy.</w:t>
-      </w:r>
-    </w:p>
-    <w:p>
-      <w:r>
-        <w:pict w14:anchorId="5559415B">
-          <v:rect id="_x0000_i1246" style="width:0;height:1.5pt" o:hralign="center" o:hrstd="t" o:hr="t" fillcolor="#a0a0a0" stroked="f"/>
-        </w:pict>
-      </w:r>
-    </w:p>
-    <w:p>
-      <w:pPr>
-        <w:rPr>
-          <w:b/>
-          <w:bCs/>
-        </w:rPr>
-      </w:pPr>
-      <w:r>
-        <w:rPr>
-          <w:b/>
-          <w:bCs/>
-        </w:rPr>
-        <w:t>Step 8 – Can I Deploy</w:t>
-      </w:r>
-    </w:p>
-    <w:p>
-      <w:r>
-        <w:t>pact-broker can-i-deploy</w:t>
-      </w:r>
-    </w:p>
-    <w:p>
-      <w:r>
-        <w:t>Options</w:t>
-      </w:r>
-    </w:p>
-    <w:p>
-      <w:r>
-        <w:t>--pacticipant POS</w:t>
-      </w:r>
-    </w:p>
-    <w:p>
-      <w:r>
-        <w:t>--version</w:t>
-      </w:r>
-    </w:p>
-    <w:p>
-      <w:r>
-        <w:t>--to-environment production</w:t>
-      </w:r>
-    </w:p>
-    <w:p>
-      <w:pPr>
-        <w:rPr>
-          <w:b/>
-          <w:bCs/>
-        </w:rPr>
-      </w:pPr>
-      <w:r>
-        <w:rPr>
-          <w:b/>
-          <w:bCs/>
-        </w:rPr>
-        <w:t>Purpose</w:t>
-      </w:r>
-    </w:p>
-    <w:p>
-      <w:r>
-        <w:t>Checks whether the Consumer is compatible with the Provider currently deployed to Production.</w:t>
-      </w:r>
-    </w:p>
-    <w:p>
-      <w:r>
-        <w:t>The Broker compares:</w:t>
-      </w:r>
-    </w:p>
-    <w:p>
-      <w:r>
-        <w:t>Consumer Contract</w:t>
-      </w:r>
-    </w:p>
-    <w:p>
-      <w:r>
-        <w:t>↓</w:t>
-      </w:r>
-    </w:p>
-    <w:p>
-      <w:r>
-        <w:t>Provider Verification</w:t>
-      </w:r>
-    </w:p>
-    <w:p>
-      <w:r>
-        <w:t>↓</w:t>
-      </w:r>
-    </w:p>
-    <w:p>
-      <w:r>
-        <w:t>Provider Deployment</w:t>
-      </w:r>
-    </w:p>
-    <w:p>
-      <w:r>
-        <w:t>If compatible</w:t>
-      </w:r>
-    </w:p>
-    <w:p>
-      <w:r>
-        <w:t>Computer says yes</w:t>
-      </w:r>
-    </w:p>
-    <w:p>
-      <w:r>
-        <w:t>Otherwise</w:t>
-      </w:r>
-    </w:p>
-    <w:p>
-      <w:r>
-        <w:lastRenderedPageBreak/>
-        <w:t>Computer says no</w:t>
-      </w:r>
-    </w:p>
-    <w:p>
-      <w:r>
-        <w:t>Deployment should then be blocked.</w:t>
-      </w:r>
-    </w:p>
-    <w:p>
-      <w:r>
-        <w:pict w14:anchorId="5C2D1507">
-          <v:rect id="_x0000_i1247" style="width:0;height:1.5pt" o:hralign="center" o:hrstd="t" o:hr="t" fillcolor="#a0a0a0" stroked="f"/>
-        </w:pict>
-      </w:r>
-    </w:p>
-    <w:p>
-      <w:r>
-        <w:t>Deployment Allowed / Blocked</w:t>
-      </w:r>
-    </w:p>
-    <w:p>
-      <w:r>
-        <w:pict w14:anchorId="488C86A2">
-          <v:rect id="_x0000_i1248" style="width:0;height:1.5pt" o:hralign="center" o:hrstd="t" o:hr="t" fillcolor="#a0a0a0" stroked="f"/>
-        </w:pict>
-      </w:r>
-    </w:p>
     <w:p>
       <w:pPr>
         <w:rPr>
@@ -3454,7 +3754,15 @@
         </w:numPr>
       </w:pPr>
       <w:r>
-        <w:t>Uses WireMock to simulate Provider responses during verification.</w:t>
+        <w:t xml:space="preserve">Uses </w:t>
+      </w:r>
+      <w:proofErr w:type="spellStart"/>
+      <w:r>
+        <w:t>WireMock</w:t>
+      </w:r>
+      <w:proofErr w:type="spellEnd"/>
+      <w:r>
+        <w:t xml:space="preserve"> to simulate Provider responses during verification.</w:t>
       </w:r>
     </w:p>
     <w:p>
@@ -3476,7 +3784,15 @@
         </w:numPr>
       </w:pPr>
       <w:r>
-        <w:t>Prevents incompatible Consumer or Provider versions from being deployed using can-i-deploy.</w:t>
+        <w:t>Prevents incompatible Consumer or Provider versions from being deployed using can-</w:t>
+      </w:r>
+      <w:proofErr w:type="spellStart"/>
+      <w:r>
+        <w:t>i</w:t>
+      </w:r>
+      <w:proofErr w:type="spellEnd"/>
+      <w:r>
+        <w:t>-deploy.</w:t>
       </w:r>
     </w:p>
     <w:p>
@@ -3505,13 +3821,24 @@
     </w:p>
     <w:p>
       <w:r>
+        <w:rPr>
+          <w:b/>
+          <w:bCs/>
+        </w:rPr>
         <w:lastRenderedPageBreak/>
         <w:t>Folder Structure:</w:t>
       </w:r>
       <w:r>
+        <w:rPr>
+          <w:b/>
+          <w:bCs/>
+        </w:rPr>
         <w:br/>
       </w:r>
       <w:r>
+        <w:rPr>
+          <w:noProof/>
+        </w:rPr>
         <w:drawing>
           <wp:inline distT="0" distB="0" distL="0" distR="0" wp14:anchorId="4FBA6758" wp14:editId="4A39F981">
             <wp:extent cx="3431914" cy="3750197"/>
@@ -8583,6 +8910,7 @@
   <w:style w:type="character" w:default="1" w:styleId="DefaultParagraphFont">
     <w:name w:val="Default Paragraph Font"/>
     <w:uiPriority w:val="1"/>
+    <w:semiHidden/>
     <w:unhideWhenUsed/>
   </w:style>
   <w:style w:type="table" w:default="1" w:styleId="TableNormal">
